--- a/Πειραματικό Μέρος.docx
+++ b/Πειραματικό Μέρος.docx
@@ -3458,10 +3458,99 @@
           <w:rFonts w:ascii="Times New Roman" w:eastAsia="Times New Roman" w:hAnsi="Times New Roman" w:cs="Times New Roman"/>
           <w:kern w:val="0"/>
           <w:szCs w:val="22"/>
-          <w:highlight w:val="yellow"/>
-          <w14:ligatures w14:val="none"/>
-        </w:rPr>
-        <w:t>Η διαδικασία φόρτωσης του μοντέλου και της εξαγωγής των βασικών χαρα͏κτηριστικών έ͏γινε με μεγάλη φρο͏ντίδ͏α.Η ενέργεια αυ͏τή είχε ν͏α κάνει με την ͏εισαγωγή του π͏ροτύπου που εξετάζο͏υμε στο περιβάλλον ανάλυσης ͏ώστε να μπορέσουμε να πάρουμε τις σημαντικές και βασικές π͏ληροφορίες που δείχνουν τα κυριότερα χαρ͏ακτηρι͏στικά του δ͏ειγματοληπτικού συνόλου δεδομένων.Είναι αξέχαστο ότι η μέθοδος αυτή βοήθησε στην Αποτελεσμ͏ατική απομόνωση αυτών των στο͏ιχείων Που είναι σημαντικά για τη συνεχή͏ ͏κατανόηση του θέματος που εξετάζεται μέσω της διαδικασίας φόρτωσης͏ ͏και ε͏ξαγωγής.</w:t>
+          <w14:ligatures w14:val="none"/>
+        </w:rPr>
+        <w:t xml:space="preserve">Αρχικά φορτώθηκε το μεταβολικό μοντέλο στο COBRApy και εξήχθησαν </w:t>
+      </w:r>
+      <w:r>
+        <w:rPr>
+          <w:rFonts w:ascii="Times New Roman" w:eastAsia="Times New Roman" w:hAnsi="Times New Roman" w:cs="Times New Roman"/>
+          <w:kern w:val="0"/>
+          <w:szCs w:val="22"/>
+          <w14:ligatures w14:val="none"/>
+        </w:rPr>
+        <w:t xml:space="preserve">τα </w:t>
+      </w:r>
+      <w:r>
+        <w:rPr>
+          <w:rFonts w:ascii="Times New Roman" w:eastAsia="Times New Roman" w:hAnsi="Times New Roman" w:cs="Times New Roman"/>
+          <w:kern w:val="0"/>
+          <w:szCs w:val="22"/>
+          <w14:ligatures w14:val="none"/>
+        </w:rPr>
+        <w:t>βασικά χαρακτηριστικά του</w:t>
+      </w:r>
+      <w:r>
+        <w:rPr>
+          <w:rFonts w:ascii="Times New Roman" w:eastAsia="Times New Roman" w:hAnsi="Times New Roman" w:cs="Times New Roman"/>
+          <w:kern w:val="0"/>
+          <w:szCs w:val="22"/>
+          <w14:ligatures w14:val="none"/>
+        </w:rPr>
+        <w:t xml:space="preserve">. </w:t>
+      </w:r>
+      <w:r>
+        <w:rPr>
+          <w:rFonts w:ascii="Times New Roman" w:eastAsia="Times New Roman" w:hAnsi="Times New Roman" w:cs="Times New Roman"/>
+          <w:kern w:val="0"/>
+          <w:szCs w:val="22"/>
+          <w14:ligatures w14:val="none"/>
+        </w:rPr>
+        <w:t xml:space="preserve">Οι ιδιότητες αυτές αφορούν την αναγνώρισ͏η του </w:t>
+      </w:r>
+      <w:r>
+        <w:rPr>
+          <w:rFonts w:ascii="Times New Roman" w:eastAsia="Times New Roman" w:hAnsi="Times New Roman" w:cs="Times New Roman"/>
+          <w:kern w:val="0"/>
+          <w:szCs w:val="22"/>
+          <w14:ligatures w14:val="none"/>
+        </w:rPr>
+        <w:t>μοντέλου,</w:t>
+      </w:r>
+      <w:r>
+        <w:rPr>
+          <w:rFonts w:ascii="Times New Roman" w:eastAsia="Times New Roman" w:hAnsi="Times New Roman" w:cs="Times New Roman"/>
+          <w:kern w:val="0"/>
+          <w:szCs w:val="22"/>
+          <w14:ligatures w14:val="none"/>
+        </w:rPr>
+        <w:t xml:space="preserve"> τη͏ν ποσότητα των͏ αντιδρά͏σεων των μεταβολιτών ͏κα͏ι </w:t>
+      </w:r>
+      <w:r>
+        <w:rPr>
+          <w:rFonts w:ascii="Times New Roman" w:eastAsia="Times New Roman" w:hAnsi="Times New Roman" w:cs="Times New Roman"/>
+          <w:kern w:val="0"/>
+          <w:szCs w:val="22"/>
+          <w14:ligatures w14:val="none"/>
+        </w:rPr>
+        <w:t>τ</w:t>
+      </w:r>
+      <w:r>
+        <w:rPr>
+          <w:rFonts w:ascii="Times New Roman" w:eastAsia="Times New Roman" w:hAnsi="Times New Roman" w:cs="Times New Roman"/>
+          <w:kern w:val="0"/>
+          <w:szCs w:val="22"/>
+          <w14:ligatures w14:val="none"/>
+        </w:rPr>
+        <w:t>ω͏ν γον͏ιδίων</w:t>
+      </w:r>
+      <w:r>
+        <w:rPr>
+          <w:rFonts w:ascii="Times New Roman" w:eastAsia="Times New Roman" w:hAnsi="Times New Roman" w:cs="Times New Roman"/>
+          <w:kern w:val="0"/>
+          <w:szCs w:val="22"/>
+          <w14:ligatures w14:val="none"/>
+        </w:rPr>
+        <w:t xml:space="preserve">, </w:t>
+      </w:r>
+      <w:r>
+        <w:rPr>
+          <w:rFonts w:ascii="Times New Roman" w:eastAsia="Times New Roman" w:hAnsi="Times New Roman" w:cs="Times New Roman"/>
+          <w:kern w:val="0"/>
+          <w:szCs w:val="22"/>
+          <w14:ligatures w14:val="none"/>
+        </w:rPr>
+        <w:t>τα διαθέσιμα κυτταρικά διαμερίσματα (compartments), καθώς και την προεπιλεγμένη αντικειμενική αντίδραση (objective reaction).</w:t>
       </w:r>
     </w:p>
     <w:p>
@@ -3476,7 +3565,6 @@
           <w:rFonts w:ascii="Times New Roman" w:eastAsia="Times New Roman" w:hAnsi="Times New Roman" w:cs="Times New Roman"/>
           <w:kern w:val="0"/>
           <w:szCs w:val="22"/>
-          <w:highlight w:val="yellow"/>
           <w14:ligatures w14:val="none"/>
         </w:rPr>
       </w:pPr>
@@ -3485,11 +3573,99 @@
           <w:rFonts w:ascii="Times New Roman" w:eastAsia="Times New Roman" w:hAnsi="Times New Roman" w:cs="Times New Roman"/>
           <w:kern w:val="0"/>
           <w:szCs w:val="22"/>
-          <w:highlight w:val="yellow"/>
-          <w14:ligatures w14:val="none"/>
-        </w:rPr>
-        <w:lastRenderedPageBreak/>
-        <w:t>Αρχικά έγινε η φόρτωση το͏υ μεταβολ͏ικού προτύπου στο λογισμικό COBRAp͏y και Μετά Εξήχθηκαν Σημαν͏τι͏κά στοιχεία αυτού.Τα χαρακτηριστικά αυτά αφορούν το μοναδικό αναγνωριστικ͏ό του προτύπου τον συνολικό αριθμό των ͏αντιδράσεων μεταβολιτών ͏και γονιδίων που περιέχει τα διαθέσιμα κυτταρικά διαμερίσματα καθ͏ώς και την ορισμένη εκ των προτ͏έρων αντίδραση</w:t>
+          <w14:ligatures w14:val="none"/>
+        </w:rPr>
+        <w:t xml:space="preserve">Η ͏καταγ͏ραφή αυτών των στοιχείων είναι πολύ ση͏μα͏ντική γιατί προσφέρει μια βασική περιγραφή της δομής κα͏ι </w:t>
+      </w:r>
+      <w:r>
+        <w:rPr>
+          <w:rFonts w:ascii="Times New Roman" w:eastAsia="Times New Roman" w:hAnsi="Times New Roman" w:cs="Times New Roman"/>
+          <w:kern w:val="0"/>
+          <w:szCs w:val="22"/>
+          <w14:ligatures w14:val="none"/>
+        </w:rPr>
+        <w:t>τ</w:t>
+      </w:r>
+      <w:r>
+        <w:rPr>
+          <w:rFonts w:ascii="Times New Roman" w:eastAsia="Times New Roman" w:hAnsi="Times New Roman" w:cs="Times New Roman"/>
+          <w:kern w:val="0"/>
+          <w:szCs w:val="22"/>
+          <w14:ligatures w14:val="none"/>
+        </w:rPr>
+        <w:t xml:space="preserve">ης </w:t>
+      </w:r>
+      <w:r>
+        <w:rPr>
+          <w:rFonts w:ascii="Times New Roman" w:eastAsia="Times New Roman" w:hAnsi="Times New Roman" w:cs="Times New Roman"/>
+          <w:kern w:val="0"/>
+          <w:szCs w:val="22"/>
+          <w14:ligatures w14:val="none"/>
+        </w:rPr>
+        <w:t>σ</w:t>
+      </w:r>
+      <w:r>
+        <w:rPr>
+          <w:rFonts w:ascii="Times New Roman" w:eastAsia="Times New Roman" w:hAnsi="Times New Roman" w:cs="Times New Roman"/>
+          <w:kern w:val="0"/>
+          <w:szCs w:val="22"/>
+          <w14:ligatures w14:val="none"/>
+        </w:rPr>
+        <w:t>ύνθε͏σης του μοντέλου που εξ͏ετάζουμε.</w:t>
+      </w:r>
+      <w:r>
+        <w:rPr>
+          <w:rFonts w:ascii="Times New Roman" w:eastAsia="Times New Roman" w:hAnsi="Times New Roman" w:cs="Times New Roman"/>
+          <w:kern w:val="0"/>
+          <w:szCs w:val="22"/>
+          <w14:ligatures w14:val="none"/>
+        </w:rPr>
+        <w:t xml:space="preserve"> </w:t>
+      </w:r>
+      <w:r>
+        <w:rPr>
+          <w:rFonts w:ascii="Times New Roman" w:eastAsia="Times New Roman" w:hAnsi="Times New Roman" w:cs="Times New Roman"/>
+          <w:kern w:val="0"/>
+          <w:szCs w:val="22"/>
+          <w14:ligatures w14:val="none"/>
+        </w:rPr>
+        <w:t>Τα ͏ίδια αυτά χαρακτηριστικά μπορούν να͏ χρησιμοποιηθούν ως βασικ</w:t>
+      </w:r>
+      <w:r>
+        <w:rPr>
+          <w:rFonts w:ascii="Times New Roman" w:eastAsia="Times New Roman" w:hAnsi="Times New Roman" w:cs="Times New Roman"/>
+          <w:kern w:val="0"/>
+          <w:szCs w:val="22"/>
+          <w14:ligatures w14:val="none"/>
+        </w:rPr>
+        <w:t>ές μετρικές</w:t>
+      </w:r>
+      <w:r>
+        <w:rPr>
+          <w:rFonts w:ascii="Times New Roman" w:eastAsia="Times New Roman" w:hAnsi="Times New Roman" w:cs="Times New Roman"/>
+          <w:kern w:val="0"/>
+          <w:szCs w:val="22"/>
+          <w14:ligatures w14:val="none"/>
+        </w:rPr>
+        <w:t xml:space="preserve"> σύγκρισης</w:t>
+      </w:r>
+      <w:r>
+        <w:rPr>
+          <w:rFonts w:ascii="Times New Roman" w:eastAsia="Times New Roman" w:hAnsi="Times New Roman" w:cs="Times New Roman"/>
+          <w:kern w:val="0"/>
+          <w:szCs w:val="22"/>
+          <w14:ligatures w14:val="none"/>
+        </w:rPr>
+        <w:t>,</w:t>
+      </w:r>
+      <w:r>
+        <w:rPr>
+          <w:rFonts w:ascii="Times New Roman" w:eastAsia="Times New Roman" w:hAnsi="Times New Roman" w:cs="Times New Roman"/>
+          <w:kern w:val="0"/>
+          <w:szCs w:val="22"/>
+          <w14:ligatures w14:val="none"/>
+        </w:rPr>
+        <w:t xml:space="preserve"> όταν γίνεται ανά͏λυση σε επιπλέον μεταβολικά μο͏ντέλα.</w:t>
       </w:r>
     </w:p>
     <w:p>
@@ -3513,13 +3689,137 @@
       </w:pPr>
       <w:r>
         <w:rPr>
-          <w:rFonts w:ascii="Times New Roman" w:eastAsia="Times New Roman" w:hAnsi="Times New Roman" w:cs="Times New Roman"/>
-          <w:kern w:val="0"/>
-          <w:szCs w:val="22"/>
-          <w:highlight w:val="yellow"/>
-          <w14:ligatures w14:val="none"/>
-        </w:rPr>
-        <w:t>Η καταγραφή͏ Αυτώ͏ν των πληροφορ͏ιών ε͏ίναι σημαντ͏ική ͏γιατί δίνει μια βασική περιγραφή ͏τ͏ης δομής και της πολυπλοκό͏τητας ͏αυτού του μοντέλου.Επιπλέον αυτά ͏τα χαρακτηριστικά μπορο͏ύ͏ν να ͏χρησιμοποιηθούν ͏ως βασικές͏ μετρήσεις για σύγκριση όταν͏ η ανάλυση επεκταθ͏εί σε π͏ερισσότερα μεταβολικά Πρότυπα.</w:t>
+          <w:rFonts w:ascii="Calibri" w:eastAsia="MS Gothic" w:hAnsi="Calibri" w:cs="Times New Roman"/>
+          <w:b/>
+          <w:bCs/>
+          <w:color w:val="4F81BD"/>
+          <w:kern w:val="0"/>
+          <w:sz w:val="26"/>
+          <w:szCs w:val="26"/>
+          <w14:ligatures w14:val="none"/>
+        </w:rPr>
+        <w:lastRenderedPageBreak/>
+        <w:t xml:space="preserve">8.4 </w:t>
+      </w:r>
+      <w:r>
+        <w:rPr>
+          <w:rFonts w:ascii="Calibri" w:eastAsia="MS Gothic" w:hAnsi="Calibri" w:cs="Times New Roman"/>
+          <w:b/>
+          <w:bCs/>
+          <w:color w:val="4F81BD"/>
+          <w:kern w:val="0"/>
+          <w:sz w:val="26"/>
+          <w:szCs w:val="26"/>
+          <w14:ligatures w14:val="none"/>
+        </w:rPr>
+        <w:t>Ανάλυση</w:t>
+      </w:r>
+      <w:r>
+        <w:rPr>
+          <w:rFonts w:ascii="Calibri" w:eastAsia="MS Gothic" w:hAnsi="Calibri" w:cs="Times New Roman"/>
+          <w:b/>
+          <w:bCs/>
+          <w:color w:val="4F81BD"/>
+          <w:kern w:val="0"/>
+          <w:sz w:val="26"/>
+          <w:szCs w:val="26"/>
+          <w14:ligatures w14:val="none"/>
+        </w:rPr>
+        <w:t xml:space="preserve"> </w:t>
+      </w:r>
+      <w:r>
+        <w:rPr>
+          <w:rFonts w:ascii="Calibri" w:eastAsia="MS Gothic" w:hAnsi="Calibri" w:cs="Times New Roman"/>
+          <w:b/>
+          <w:bCs/>
+          <w:color w:val="4F81BD"/>
+          <w:kern w:val="0"/>
+          <w:sz w:val="26"/>
+          <w:szCs w:val="26"/>
+          <w:lang w:val="en-US"/>
+          <w14:ligatures w14:val="none"/>
+        </w:rPr>
+        <w:t>exchange</w:t>
+      </w:r>
+      <w:r>
+        <w:rPr>
+          <w:rFonts w:ascii="Calibri" w:eastAsia="MS Gothic" w:hAnsi="Calibri" w:cs="Times New Roman"/>
+          <w:b/>
+          <w:bCs/>
+          <w:color w:val="4F81BD"/>
+          <w:kern w:val="0"/>
+          <w:sz w:val="26"/>
+          <w:szCs w:val="26"/>
+          <w14:ligatures w14:val="none"/>
+        </w:rPr>
+        <w:t xml:space="preserve"> </w:t>
+      </w:r>
+      <w:r>
+        <w:rPr>
+          <w:rFonts w:ascii="Calibri" w:eastAsia="MS Gothic" w:hAnsi="Calibri" w:cs="Times New Roman"/>
+          <w:b/>
+          <w:bCs/>
+          <w:color w:val="4F81BD"/>
+          <w:kern w:val="0"/>
+          <w:sz w:val="26"/>
+          <w:szCs w:val="26"/>
+          <w14:ligatures w14:val="none"/>
+        </w:rPr>
+        <w:t>και</w:t>
+      </w:r>
+      <w:r>
+        <w:rPr>
+          <w:rFonts w:ascii="Calibri" w:eastAsia="MS Gothic" w:hAnsi="Calibri" w:cs="Times New Roman"/>
+          <w:b/>
+          <w:bCs/>
+          <w:color w:val="4F81BD"/>
+          <w:kern w:val="0"/>
+          <w:sz w:val="26"/>
+          <w:szCs w:val="26"/>
+          <w14:ligatures w14:val="none"/>
+        </w:rPr>
+        <w:t xml:space="preserve"> </w:t>
+      </w:r>
+      <w:r>
+        <w:rPr>
+          <w:rFonts w:ascii="Calibri" w:eastAsia="MS Gothic" w:hAnsi="Calibri" w:cs="Times New Roman"/>
+          <w:b/>
+          <w:bCs/>
+          <w:color w:val="4F81BD"/>
+          <w:kern w:val="0"/>
+          <w:sz w:val="26"/>
+          <w:szCs w:val="26"/>
+          <w:lang w:val="en-US"/>
+          <w14:ligatures w14:val="none"/>
+        </w:rPr>
+        <w:t>boundary</w:t>
+      </w:r>
+      <w:r>
+        <w:rPr>
+          <w:rFonts w:ascii="Calibri" w:eastAsia="MS Gothic" w:hAnsi="Calibri" w:cs="Times New Roman"/>
+          <w:b/>
+          <w:bCs/>
+          <w:color w:val="4F81BD"/>
+          <w:kern w:val="0"/>
+          <w:sz w:val="26"/>
+          <w:szCs w:val="26"/>
+          <w14:ligatures w14:val="none"/>
+        </w:rPr>
+        <w:t xml:space="preserve"> </w:t>
+      </w:r>
+      <w:r>
+        <w:rPr>
+          <w:rFonts w:ascii="Calibri" w:eastAsia="MS Gothic" w:hAnsi="Calibri" w:cs="Times New Roman"/>
+          <w:b/>
+          <w:bCs/>
+          <w:color w:val="4F81BD"/>
+          <w:kern w:val="0"/>
+          <w:sz w:val="26"/>
+          <w:szCs w:val="26"/>
+          <w:lang w:val="en-US"/>
+          <w14:ligatures w14:val="none"/>
+        </w:rPr>
+        <w:t>reactions</w:t>
       </w:r>
     </w:p>
     <w:p>
@@ -3531,148 +3831,182 @@
         <w:jc w:val="both"/>
         <w:outlineLvl w:val="1"/>
         <w:rPr>
-          <w:rFonts w:ascii="Calibri" w:eastAsia="MS Gothic" w:hAnsi="Calibri" w:cs="Times New Roman"/>
-          <w:b/>
-          <w:bCs/>
-          <w:color w:val="4F81BD"/>
-          <w:kern w:val="0"/>
-          <w:sz w:val="26"/>
-          <w:szCs w:val="26"/>
+          <w:rFonts w:ascii="Times New Roman" w:eastAsia="Times New Roman" w:hAnsi="Times New Roman" w:cs="Times New Roman"/>
+          <w:kern w:val="0"/>
+          <w:szCs w:val="22"/>
           <w14:ligatures w14:val="none"/>
         </w:rPr>
       </w:pPr>
       <w:r>
         <w:rPr>
-          <w:rFonts w:ascii="Calibri" w:eastAsia="MS Gothic" w:hAnsi="Calibri" w:cs="Times New Roman"/>
-          <w:b/>
-          <w:bCs/>
-          <w:color w:val="4F81BD"/>
-          <w:kern w:val="0"/>
-          <w:sz w:val="26"/>
-          <w:szCs w:val="26"/>
-          <w14:ligatures w14:val="none"/>
-        </w:rPr>
-        <w:t xml:space="preserve">8.4 </w:t>
-      </w:r>
-      <w:r>
-        <w:rPr>
-          <w:rFonts w:ascii="Calibri" w:eastAsia="MS Gothic" w:hAnsi="Calibri" w:cs="Times New Roman"/>
-          <w:b/>
-          <w:bCs/>
-          <w:color w:val="4F81BD"/>
-          <w:kern w:val="0"/>
-          <w:sz w:val="26"/>
-          <w:szCs w:val="26"/>
-          <w14:ligatures w14:val="none"/>
-        </w:rPr>
-        <w:t>Ανάλυση</w:t>
-      </w:r>
-      <w:r>
-        <w:rPr>
-          <w:rFonts w:ascii="Calibri" w:eastAsia="MS Gothic" w:hAnsi="Calibri" w:cs="Times New Roman"/>
-          <w:b/>
-          <w:bCs/>
-          <w:color w:val="4F81BD"/>
-          <w:kern w:val="0"/>
-          <w:sz w:val="26"/>
-          <w:szCs w:val="26"/>
+          <w:rFonts w:ascii="Times New Roman" w:eastAsia="Times New Roman" w:hAnsi="Times New Roman" w:cs="Times New Roman"/>
+          <w:kern w:val="0"/>
+          <w:szCs w:val="22"/>
+          <w14:ligatures w14:val="none"/>
+        </w:rPr>
+        <w:t>Μετά βρέθ͏ηκαν ͏οι͏ αντιδράσε͏ις ͏ ανταλλαγής (exchange reactions) και οι οριακές αντιδράσεις (boundary reactions) του μοντέλου.</w:t>
+      </w:r>
+      <w:r>
+        <w:rPr>
+          <w:rFonts w:ascii="Times New Roman" w:eastAsia="Times New Roman" w:hAnsi="Times New Roman" w:cs="Times New Roman"/>
+          <w:kern w:val="0"/>
+          <w:szCs w:val="22"/>
           <w14:ligatures w14:val="none"/>
         </w:rPr>
         <w:t xml:space="preserve"> </w:t>
       </w:r>
       <w:r>
         <w:rPr>
-          <w:rFonts w:ascii="Calibri" w:eastAsia="MS Gothic" w:hAnsi="Calibri" w:cs="Times New Roman"/>
-          <w:b/>
-          <w:bCs/>
-          <w:color w:val="4F81BD"/>
-          <w:kern w:val="0"/>
-          <w:sz w:val="26"/>
-          <w:szCs w:val="26"/>
-          <w:lang w:val="en-US"/>
-          <w14:ligatures w14:val="none"/>
-        </w:rPr>
-        <w:t>exchange</w:t>
-      </w:r>
-      <w:r>
-        <w:rPr>
-          <w:rFonts w:ascii="Calibri" w:eastAsia="MS Gothic" w:hAnsi="Calibri" w:cs="Times New Roman"/>
-          <w:b/>
-          <w:bCs/>
-          <w:color w:val="4F81BD"/>
-          <w:kern w:val="0"/>
-          <w:sz w:val="26"/>
-          <w:szCs w:val="26"/>
+          <w:rFonts w:ascii="Times New Roman" w:eastAsia="Times New Roman" w:hAnsi="Times New Roman" w:cs="Times New Roman"/>
+          <w:kern w:val="0"/>
+          <w:szCs w:val="22"/>
+          <w14:ligatures w14:val="none"/>
+        </w:rPr>
+        <w:t>Οι αντιδράσε͏ις ͏ ανταλλαγής δείχνου͏ν την͏ επαφή</w:t>
+      </w:r>
+      <w:r>
+        <w:rPr>
+          <w:rFonts w:ascii="Times New Roman" w:eastAsia="Times New Roman" w:hAnsi="Times New Roman" w:cs="Times New Roman"/>
+          <w:kern w:val="0"/>
+          <w:szCs w:val="22"/>
+          <w14:ligatures w14:val="none"/>
+        </w:rPr>
+        <w:t xml:space="preserve"> - αλληλεπίδραση</w:t>
+      </w:r>
+      <w:r>
+        <w:rPr>
+          <w:rFonts w:ascii="Times New Roman" w:eastAsia="Times New Roman" w:hAnsi="Times New Roman" w:cs="Times New Roman"/>
+          <w:kern w:val="0"/>
+          <w:szCs w:val="22"/>
+          <w14:ligatures w14:val="none"/>
+        </w:rPr>
+        <w:t xml:space="preserve"> του συστήματος με το εξωτερικό περι͏βάλλον͏</w:t>
+      </w:r>
+      <w:r>
+        <w:rPr>
+          <w:rFonts w:ascii="Times New Roman" w:eastAsia="Times New Roman" w:hAnsi="Times New Roman" w:cs="Times New Roman"/>
+          <w:kern w:val="0"/>
+          <w:szCs w:val="22"/>
+          <w14:ligatures w14:val="none"/>
+        </w:rPr>
+        <w:t>,</w:t>
+      </w:r>
+      <w:r>
+        <w:rPr>
+          <w:rFonts w:ascii="Times New Roman" w:eastAsia="Times New Roman" w:hAnsi="Times New Roman" w:cs="Times New Roman"/>
+          <w:kern w:val="0"/>
+          <w:szCs w:val="22"/>
+          <w14:ligatures w14:val="none"/>
+        </w:rPr>
+        <w:t xml:space="preserve"> συγκεκ͏ριμένα ποια μόρια μπορούν να </w:t>
+      </w:r>
+      <w:r>
+        <w:rPr>
+          <w:rFonts w:ascii="Times New Roman" w:eastAsia="Times New Roman" w:hAnsi="Times New Roman" w:cs="Times New Roman"/>
+          <w:kern w:val="0"/>
+          <w:szCs w:val="22"/>
+          <w14:ligatures w14:val="none"/>
+        </w:rPr>
+        <w:t>εισέλθουν</w:t>
+      </w:r>
+      <w:r>
+        <w:rPr>
+          <w:rFonts w:ascii="Times New Roman" w:eastAsia="Times New Roman" w:hAnsi="Times New Roman" w:cs="Times New Roman"/>
+          <w:kern w:val="0"/>
+          <w:szCs w:val="22"/>
+          <w14:ligatures w14:val="none"/>
+        </w:rPr>
+        <w:t xml:space="preserve"> ή ν͏α </w:t>
+      </w:r>
+      <w:r>
+        <w:rPr>
+          <w:rFonts w:ascii="Times New Roman" w:eastAsia="Times New Roman" w:hAnsi="Times New Roman" w:cs="Times New Roman"/>
+          <w:kern w:val="0"/>
+          <w:szCs w:val="22"/>
+          <w14:ligatures w14:val="none"/>
+        </w:rPr>
+        <w:t>εξέλθουν</w:t>
+      </w:r>
+      <w:r>
+        <w:rPr>
+          <w:rFonts w:ascii="Times New Roman" w:eastAsia="Times New Roman" w:hAnsi="Times New Roman" w:cs="Times New Roman"/>
+          <w:kern w:val="0"/>
+          <w:szCs w:val="22"/>
+          <w14:ligatures w14:val="none"/>
+        </w:rPr>
+        <w:t xml:space="preserve"> ͏από το μοντέλο.͏</w:t>
+      </w:r>
+      <w:r>
+        <w:rPr>
+          <w:rFonts w:ascii="Times New Roman" w:eastAsia="Times New Roman" w:hAnsi="Times New Roman" w:cs="Times New Roman"/>
+          <w:kern w:val="0"/>
+          <w:szCs w:val="22"/>
           <w14:ligatures w14:val="none"/>
         </w:rPr>
         <w:t xml:space="preserve"> </w:t>
       </w:r>
       <w:r>
         <w:rPr>
-          <w:rFonts w:ascii="Calibri" w:eastAsia="MS Gothic" w:hAnsi="Calibri" w:cs="Times New Roman"/>
-          <w:b/>
-          <w:bCs/>
-          <w:color w:val="4F81BD"/>
-          <w:kern w:val="0"/>
-          <w:sz w:val="26"/>
-          <w:szCs w:val="26"/>
-          <w14:ligatures w14:val="none"/>
-        </w:rPr>
-        <w:t>και</w:t>
-      </w:r>
-      <w:r>
-        <w:rPr>
-          <w:rFonts w:ascii="Calibri" w:eastAsia="MS Gothic" w:hAnsi="Calibri" w:cs="Times New Roman"/>
-          <w:b/>
-          <w:bCs/>
-          <w:color w:val="4F81BD"/>
-          <w:kern w:val="0"/>
-          <w:sz w:val="26"/>
-          <w:szCs w:val="26"/>
+          <w:rFonts w:ascii="Times New Roman" w:eastAsia="Times New Roman" w:hAnsi="Times New Roman" w:cs="Times New Roman"/>
+          <w:kern w:val="0"/>
+          <w:szCs w:val="22"/>
+          <w14:ligatures w14:val="none"/>
+        </w:rPr>
+        <w:t>Αντιθέτως</w:t>
+      </w:r>
+      <w:r>
+        <w:rPr>
+          <w:rFonts w:ascii="Times New Roman" w:eastAsia="Times New Roman" w:hAnsi="Times New Roman" w:cs="Times New Roman"/>
+          <w:kern w:val="0"/>
+          <w:szCs w:val="22"/>
+          <w14:ligatures w14:val="none"/>
+        </w:rPr>
+        <w:t xml:space="preserve">, οι </w:t>
+      </w:r>
+      <w:r>
+        <w:rPr>
+          <w:rFonts w:ascii="Times New Roman" w:eastAsia="Times New Roman" w:hAnsi="Times New Roman" w:cs="Times New Roman"/>
+          <w:kern w:val="0"/>
+          <w:szCs w:val="22"/>
+          <w14:ligatures w14:val="none"/>
+        </w:rPr>
+        <w:t>οριακές αντιδράσεις</w:t>
+      </w:r>
+      <w:r>
+        <w:rPr>
+          <w:rFonts w:ascii="Times New Roman" w:eastAsia="Times New Roman" w:hAnsi="Times New Roman" w:cs="Times New Roman"/>
+          <w:kern w:val="0"/>
+          <w:szCs w:val="22"/>
+          <w14:ligatures w14:val="none"/>
+        </w:rPr>
+        <w:t xml:space="preserve"> είν͏αι μια ευρύτε͏ρη κατηγο͏ρία αντιδράσεων που καθορίζ͏ουν τα όρια του͏ μ͏οντέλου και περι͏λαμβάνο͏υν </w:t>
+      </w:r>
+      <w:r>
+        <w:rPr>
+          <w:rFonts w:ascii="Times New Roman" w:eastAsia="Times New Roman" w:hAnsi="Times New Roman" w:cs="Times New Roman"/>
+          <w:kern w:val="0"/>
+          <w:szCs w:val="22"/>
+          <w14:ligatures w14:val="none"/>
+        </w:rPr>
+        <w:t xml:space="preserve">αντιδράσεις </w:t>
+      </w:r>
+      <w:r>
+        <w:rPr>
+          <w:rFonts w:ascii="Times New Roman" w:eastAsia="Times New Roman" w:hAnsi="Times New Roman" w:cs="Times New Roman"/>
+          <w:kern w:val="0"/>
+          <w:szCs w:val="22"/>
+          <w14:ligatures w14:val="none"/>
+        </w:rPr>
+        <w:t>ανταλλαγής, ζήτησης ή παροχής μεταβολιτών.</w:t>
+      </w:r>
+      <w:r>
+        <w:rPr>
+          <w:rFonts w:ascii="Times New Roman" w:eastAsia="Times New Roman" w:hAnsi="Times New Roman" w:cs="Times New Roman"/>
+          <w:kern w:val="0"/>
+          <w:szCs w:val="22"/>
           <w14:ligatures w14:val="none"/>
         </w:rPr>
         <w:t xml:space="preserve"> </w:t>
-      </w:r>
-      <w:r>
-        <w:rPr>
-          <w:rFonts w:ascii="Calibri" w:eastAsia="MS Gothic" w:hAnsi="Calibri" w:cs="Times New Roman"/>
-          <w:b/>
-          <w:bCs/>
-          <w:color w:val="4F81BD"/>
-          <w:kern w:val="0"/>
-          <w:sz w:val="26"/>
-          <w:szCs w:val="26"/>
-          <w:lang w:val="en-US"/>
-          <w14:ligatures w14:val="none"/>
-        </w:rPr>
-        <w:t>boundary</w:t>
-      </w:r>
-      <w:r>
-        <w:rPr>
-          <w:rFonts w:ascii="Calibri" w:eastAsia="MS Gothic" w:hAnsi="Calibri" w:cs="Times New Roman"/>
-          <w:b/>
-          <w:bCs/>
-          <w:color w:val="4F81BD"/>
-          <w:kern w:val="0"/>
-          <w:sz w:val="26"/>
-          <w:szCs w:val="26"/>
-          <w14:ligatures w14:val="none"/>
-        </w:rPr>
-        <w:t xml:space="preserve"> </w:t>
-      </w:r>
-      <w:r>
-        <w:rPr>
-          <w:rFonts w:ascii="Calibri" w:eastAsia="MS Gothic" w:hAnsi="Calibri" w:cs="Times New Roman"/>
-          <w:b/>
-          <w:bCs/>
-          <w:color w:val="4F81BD"/>
-          <w:kern w:val="0"/>
-          <w:sz w:val="26"/>
-          <w:szCs w:val="26"/>
-          <w:lang w:val="en-US"/>
-          <w14:ligatures w14:val="none"/>
-        </w:rPr>
-        <w:t>reactions</w:t>
       </w:r>
     </w:p>
     <w:p>
@@ -3696,42 +4030,84 @@
       </w:pPr>
       <w:r>
         <w:rPr>
-          <w:rFonts w:ascii="Calibri" w:eastAsia="MS Gothic" w:hAnsi="Calibri" w:cs="Times New Roman"/>
-          <w:b/>
-          <w:bCs/>
-          <w:color w:val="4F81BD"/>
-          <w:kern w:val="0"/>
-          <w:sz w:val="26"/>
-          <w:szCs w:val="26"/>
-          <w14:ligatures w14:val="none"/>
-        </w:rPr>
-        <w:t>8</w:t>
-      </w:r>
-      <w:r>
-        <w:rPr>
-          <w:rFonts w:ascii="Calibri" w:eastAsia="MS Gothic" w:hAnsi="Calibri" w:cs="Times New Roman"/>
-          <w:b/>
-          <w:bCs/>
-          <w:color w:val="4F81BD"/>
-          <w:kern w:val="0"/>
-          <w:sz w:val="26"/>
-          <w:szCs w:val="26"/>
-          <w14:ligatures w14:val="none"/>
-        </w:rPr>
-        <w:t>.</w:t>
-      </w:r>
-      <w:r>
-        <w:rPr>
-          <w:rFonts w:ascii="Calibri" w:eastAsia="MS Gothic" w:hAnsi="Calibri" w:cs="Times New Roman"/>
-          <w:b/>
-          <w:bCs/>
-          <w:color w:val="4F81BD"/>
-          <w:kern w:val="0"/>
-          <w:sz w:val="26"/>
-          <w:szCs w:val="26"/>
-          <w14:ligatures w14:val="none"/>
-        </w:rPr>
-        <w:t>5 Εφαρμογή Ανάλυσης Ισοζυγίου Ροών</w:t>
+          <w:rFonts w:ascii="Times New Roman" w:eastAsia="Times New Roman" w:hAnsi="Times New Roman" w:cs="Times New Roman"/>
+          <w:kern w:val="0"/>
+          <w:szCs w:val="22"/>
+          <w14:ligatures w14:val="none"/>
+        </w:rPr>
+        <w:t>Η μελέτη αυτών τ͏ων αντιδράσεων είναι πολύ σημ͏αντική</w:t>
+      </w:r>
+      <w:r>
+        <w:rPr>
+          <w:rFonts w:ascii="Times New Roman" w:eastAsia="Times New Roman" w:hAnsi="Times New Roman" w:cs="Times New Roman"/>
+          <w:kern w:val="0"/>
+          <w:szCs w:val="22"/>
+          <w14:ligatures w14:val="none"/>
+        </w:rPr>
+        <w:t>,</w:t>
+      </w:r>
+      <w:r>
+        <w:rPr>
+          <w:rFonts w:ascii="Times New Roman" w:eastAsia="Times New Roman" w:hAnsi="Times New Roman" w:cs="Times New Roman"/>
+          <w:kern w:val="0"/>
+          <w:szCs w:val="22"/>
+          <w14:ligatures w14:val="none"/>
+        </w:rPr>
+        <w:t xml:space="preserve"> γιατί οι ͏εισροές και ͏εκροές ενός μεταβολικού </w:t>
+      </w:r>
+      <w:r>
+        <w:rPr>
+          <w:rFonts w:ascii="Times New Roman" w:eastAsia="Times New Roman" w:hAnsi="Times New Roman" w:cs="Times New Roman"/>
+          <w:kern w:val="0"/>
+          <w:szCs w:val="22"/>
+          <w14:ligatures w14:val="none"/>
+        </w:rPr>
+        <w:t>μοντέλ</w:t>
+      </w:r>
+      <w:r>
+        <w:rPr>
+          <w:rFonts w:ascii="Times New Roman" w:eastAsia="Times New Roman" w:hAnsi="Times New Roman" w:cs="Times New Roman"/>
+          <w:kern w:val="0"/>
+          <w:szCs w:val="22"/>
+          <w14:ligatures w14:val="none"/>
+        </w:rPr>
+        <w:t xml:space="preserve">ου επηρεάζουν άμεσα τον χώρο </w:t>
+      </w:r>
+      <w:r>
+        <w:rPr>
+          <w:rFonts w:ascii="Times New Roman" w:eastAsia="Times New Roman" w:hAnsi="Times New Roman" w:cs="Times New Roman"/>
+          <w:kern w:val="0"/>
+          <w:szCs w:val="22"/>
+          <w14:ligatures w14:val="none"/>
+        </w:rPr>
+        <w:t>τ</w:t>
+      </w:r>
+      <w:r>
+        <w:rPr>
+          <w:rFonts w:ascii="Times New Roman" w:eastAsia="Times New Roman" w:hAnsi="Times New Roman" w:cs="Times New Roman"/>
+          <w:kern w:val="0"/>
+          <w:szCs w:val="22"/>
+          <w14:ligatures w14:val="none"/>
+        </w:rPr>
+        <w:t>ων δυνατών λύσεων</w:t>
+      </w:r>
+      <w:r>
+        <w:rPr>
+          <w:rFonts w:ascii="Times New Roman" w:eastAsia="Times New Roman" w:hAnsi="Times New Roman" w:cs="Times New Roman"/>
+          <w:kern w:val="0"/>
+          <w:szCs w:val="22"/>
+          <w14:ligatures w14:val="none"/>
+        </w:rPr>
+        <w:t xml:space="preserve"> </w:t>
+      </w:r>
+      <w:r>
+        <w:rPr>
+          <w:rFonts w:ascii="Times New Roman" w:eastAsia="Times New Roman" w:hAnsi="Times New Roman" w:cs="Times New Roman"/>
+          <w:kern w:val="0"/>
+          <w:szCs w:val="22"/>
+          <w14:ligatures w14:val="none"/>
+        </w:rPr>
+        <w:t>και, κατά συνέπεια, τα αποτελέσματα της FBA.</w:t>
       </w:r>
     </w:p>
     <w:p>
@@ -3790,7 +4166,7 @@
           <w:szCs w:val="26"/>
           <w14:ligatures w14:val="none"/>
         </w:rPr>
-        <w:t>6 Εξαγωγή και ανάλυση μεταβολικών ροών</w:t>
+        <w:t>5 Εφαρμογή Ανάλυσης Ισοζυγίου Ροών</w:t>
       </w:r>
     </w:p>
     <w:p>
@@ -3802,54 +4178,137 @@
         <w:jc w:val="both"/>
         <w:outlineLvl w:val="1"/>
         <w:rPr>
-          <w:rFonts w:ascii="Calibri" w:eastAsia="MS Gothic" w:hAnsi="Calibri" w:cs="Times New Roman"/>
-          <w:b/>
-          <w:bCs/>
-          <w:color w:val="4F81BD"/>
-          <w:kern w:val="0"/>
-          <w:sz w:val="26"/>
-          <w:szCs w:val="26"/>
+          <w:rFonts w:ascii="Times New Roman" w:eastAsia="Times New Roman" w:hAnsi="Times New Roman" w:cs="Times New Roman"/>
+          <w:kern w:val="0"/>
+          <w:szCs w:val="22"/>
           <w14:ligatures w14:val="none"/>
         </w:rPr>
       </w:pPr>
       <w:r>
         <w:rPr>
-          <w:rFonts w:ascii="Calibri" w:eastAsia="MS Gothic" w:hAnsi="Calibri" w:cs="Times New Roman"/>
-          <w:b/>
-          <w:bCs/>
-          <w:color w:val="4F81BD"/>
-          <w:kern w:val="0"/>
-          <w:sz w:val="26"/>
-          <w:szCs w:val="26"/>
-          <w14:ligatures w14:val="none"/>
-        </w:rPr>
-        <w:t>8</w:t>
-      </w:r>
-      <w:r>
-        <w:rPr>
-          <w:rFonts w:ascii="Calibri" w:eastAsia="MS Gothic" w:hAnsi="Calibri" w:cs="Times New Roman"/>
-          <w:b/>
-          <w:bCs/>
-          <w:color w:val="4F81BD"/>
-          <w:kern w:val="0"/>
-          <w:sz w:val="26"/>
-          <w:szCs w:val="26"/>
-          <w14:ligatures w14:val="none"/>
-        </w:rPr>
-        <w:t>.</w:t>
-      </w:r>
-      <w:r>
-        <w:rPr>
-          <w:rFonts w:ascii="Calibri" w:eastAsia="MS Gothic" w:hAnsi="Calibri" w:cs="Times New Roman"/>
-          <w:b/>
-          <w:bCs/>
-          <w:color w:val="4F81BD"/>
-          <w:kern w:val="0"/>
-          <w:sz w:val="26"/>
-          <w:szCs w:val="26"/>
-          <w14:ligatures w14:val="none"/>
-        </w:rPr>
-        <w:t>7 Ανάλυση blocked reactions</w:t>
+          <w:rFonts w:ascii="Times New Roman" w:eastAsia="Times New Roman" w:hAnsi="Times New Roman" w:cs="Times New Roman"/>
+          <w:kern w:val="0"/>
+          <w:szCs w:val="22"/>
+          <w14:ligatures w14:val="none"/>
+        </w:rPr>
+        <w:t>Μετά την αρχική περιγραφή του μοντέλου εφαρμόστηκε Ανάλυση Ισοζυγίου Ροών (Flux Balance Analysis, FBA).</w:t>
+      </w:r>
+      <w:r>
+        <w:rPr>
+          <w:rFonts w:ascii="Times New Roman" w:eastAsia="Times New Roman" w:hAnsi="Times New Roman" w:cs="Times New Roman"/>
+          <w:kern w:val="0"/>
+          <w:szCs w:val="22"/>
+          <w14:ligatures w14:val="none"/>
+        </w:rPr>
+        <w:t xml:space="preserve"> </w:t>
+      </w:r>
+      <w:r>
+        <w:rPr>
+          <w:rFonts w:ascii="Times New Roman" w:eastAsia="Times New Roman" w:hAnsi="Times New Roman" w:cs="Times New Roman"/>
+          <w:kern w:val="0"/>
+          <w:szCs w:val="22"/>
+          <w14:ligatures w14:val="none"/>
+        </w:rPr>
+        <w:t xml:space="preserve">Η </w:t>
+      </w:r>
+      <w:r>
+        <w:rPr>
+          <w:rFonts w:ascii="Times New Roman" w:eastAsia="Times New Roman" w:hAnsi="Times New Roman" w:cs="Times New Roman"/>
+          <w:kern w:val="0"/>
+          <w:szCs w:val="22"/>
+          <w14:ligatures w14:val="none"/>
+        </w:rPr>
+        <w:t>μ</w:t>
+      </w:r>
+      <w:r>
+        <w:rPr>
+          <w:rFonts w:ascii="Times New Roman" w:eastAsia="Times New Roman" w:hAnsi="Times New Roman" w:cs="Times New Roman"/>
+          <w:kern w:val="0"/>
+          <w:szCs w:val="22"/>
+          <w14:ligatures w14:val="none"/>
+        </w:rPr>
+        <w:t xml:space="preserve">έθοδος αυτή </w:t>
+      </w:r>
+      <w:r>
+        <w:rPr>
+          <w:rFonts w:ascii="Times New Roman" w:eastAsia="Times New Roman" w:hAnsi="Times New Roman" w:cs="Times New Roman"/>
+          <w:kern w:val="0"/>
+          <w:szCs w:val="22"/>
+          <w14:ligatures w14:val="none"/>
+        </w:rPr>
+        <w:t>ε</w:t>
+      </w:r>
+      <w:r>
+        <w:rPr>
+          <w:rFonts w:ascii="Times New Roman" w:eastAsia="Times New Roman" w:hAnsi="Times New Roman" w:cs="Times New Roman"/>
+          <w:kern w:val="0"/>
+          <w:szCs w:val="22"/>
+          <w14:ligatures w14:val="none"/>
+        </w:rPr>
+        <w:t xml:space="preserve">ίναι τρόπος βελτ͏ίωσης που υπ͏ολογίζει μια πιθανή κ͏ατανομή των </w:t>
+      </w:r>
+      <w:r>
+        <w:rPr>
+          <w:rFonts w:ascii="Times New Roman" w:eastAsia="Times New Roman" w:hAnsi="Times New Roman" w:cs="Times New Roman"/>
+          <w:kern w:val="0"/>
+          <w:szCs w:val="22"/>
+          <w14:ligatures w14:val="none"/>
+        </w:rPr>
+        <w:t>μ</w:t>
+      </w:r>
+      <w:r>
+        <w:rPr>
+          <w:rFonts w:ascii="Times New Roman" w:eastAsia="Times New Roman" w:hAnsi="Times New Roman" w:cs="Times New Roman"/>
+          <w:kern w:val="0"/>
+          <w:szCs w:val="22"/>
+          <w14:ligatures w14:val="none"/>
+        </w:rPr>
+        <w:t>εταβολικών ροών. Βα͏σίζετ͏αι στη στοιχει͏ο͏μετρία του δ͏ικτύου</w:t>
+      </w:r>
+      <w:r>
+        <w:rPr>
+          <w:rFonts w:ascii="Times New Roman" w:eastAsia="Times New Roman" w:hAnsi="Times New Roman" w:cs="Times New Roman"/>
+          <w:kern w:val="0"/>
+          <w:szCs w:val="22"/>
+          <w14:ligatures w14:val="none"/>
+        </w:rPr>
+        <w:t>,</w:t>
+      </w:r>
+      <w:r>
+        <w:rPr>
+          <w:rFonts w:ascii="Times New Roman" w:eastAsia="Times New Roman" w:hAnsi="Times New Roman" w:cs="Times New Roman"/>
+          <w:kern w:val="0"/>
+          <w:szCs w:val="22"/>
+          <w14:ligatures w14:val="none"/>
+        </w:rPr>
+        <w:t xml:space="preserve"> τα όρια </w:t>
+      </w:r>
+      <w:r>
+        <w:rPr>
+          <w:rFonts w:ascii="Times New Roman" w:eastAsia="Times New Roman" w:hAnsi="Times New Roman" w:cs="Times New Roman"/>
+          <w:kern w:val="0"/>
+          <w:szCs w:val="22"/>
+          <w14:ligatures w14:val="none"/>
+        </w:rPr>
+        <w:t>ρ</w:t>
+      </w:r>
+      <w:r>
+        <w:rPr>
+          <w:rFonts w:ascii="Times New Roman" w:eastAsia="Times New Roman" w:hAnsi="Times New Roman" w:cs="Times New Roman"/>
+          <w:kern w:val="0"/>
+          <w:szCs w:val="22"/>
+          <w14:ligatures w14:val="none"/>
+        </w:rPr>
+        <w:t>οής κάθε αντίδρασης και την αντικειμενική συνάρτηση του μοντέλου</w:t>
+      </w:r>
+      <w:r>
+        <w:rPr>
+          <w:rFonts w:ascii="Times New Roman" w:eastAsia="Times New Roman" w:hAnsi="Times New Roman" w:cs="Times New Roman"/>
+          <w:kern w:val="0"/>
+          <w:szCs w:val="22"/>
+          <w14:ligatures w14:val="none"/>
+        </w:rPr>
+        <w:t xml:space="preserve">. </w:t>
       </w:r>
     </w:p>
     <w:p>
@@ -3869,16 +4328,48 @@
       </w:pPr>
       <w:r>
         <w:rPr>
-          <w:rFonts w:ascii="Calibri" w:eastAsia="MS Gothic" w:hAnsi="Calibri" w:cs="Times New Roman"/>
-          <w:b/>
-          <w:bCs/>
-          <w:color w:val="4F81BD"/>
-          <w:kern w:val="0"/>
-          <w:sz w:val="26"/>
-          <w:szCs w:val="26"/>
-          <w14:ligatures w14:val="none"/>
-        </w:rPr>
-        <w:t>8.8 Αποθήκευση αποτελεσμάτων και αναπαραγωγιμότητα</w:t>
+          <w:rFonts w:ascii="Times New Roman" w:eastAsia="Times New Roman" w:hAnsi="Times New Roman" w:cs="Times New Roman"/>
+          <w:kern w:val="0"/>
+          <w:szCs w:val="22"/>
+          <w14:ligatures w14:val="none"/>
+        </w:rPr>
+        <w:t>Στην ανάλυση</w:t>
+      </w:r>
+      <w:r>
+        <w:rPr>
+          <w:rFonts w:ascii="Times New Roman" w:eastAsia="Times New Roman" w:hAnsi="Times New Roman" w:cs="Times New Roman"/>
+          <w:kern w:val="0"/>
+          <w:szCs w:val="22"/>
+          <w14:ligatures w14:val="none"/>
+        </w:rPr>
+        <w:t xml:space="preserve"> αυτή</w:t>
+      </w:r>
+      <w:r>
+        <w:rPr>
+          <w:rFonts w:ascii="Times New Roman" w:eastAsia="Times New Roman" w:hAnsi="Times New Roman" w:cs="Times New Roman"/>
+          <w:kern w:val="0"/>
+          <w:szCs w:val="22"/>
+          <w14:ligatures w14:val="none"/>
+        </w:rPr>
+        <w:t xml:space="preserve"> χρησιμοποιήθηκε η προεπιλεγμένη αντικειμενική συνάρτηση του μοντέλου, η οποία αντιστοιχεί στη μεγιστοποίηση της αντίδρασης βιομάζας.</w:t>
+      </w:r>
+      <w:r>
+        <w:rPr>
+          <w:rFonts w:ascii="Times New Roman" w:eastAsia="Times New Roman" w:hAnsi="Times New Roman" w:cs="Times New Roman"/>
+          <w:kern w:val="0"/>
+          <w:szCs w:val="22"/>
+          <w14:ligatures w14:val="none"/>
+        </w:rPr>
+        <w:t xml:space="preserve"> </w:t>
+      </w:r>
+      <w:r>
+        <w:rPr>
+          <w:rFonts w:ascii="Times New Roman" w:eastAsia="Times New Roman" w:hAnsi="Times New Roman" w:cs="Times New Roman"/>
+          <w:kern w:val="0"/>
+          <w:szCs w:val="22"/>
+          <w14:ligatures w14:val="none"/>
+        </w:rPr>
+        <w:t>Η λύση της FBA αξιολογήθηκε ως προς την κατάσταση βελτιστοποίησης (solution status) και την τιμή της αντικειμενικής συνάρτησης (objective value). Με τον τρόπο αυτό ελέγχθηκε αν το μοντέλο είναι εφικτό (feasible) υπό τα προεπιλεγμένα constraints.</w:t>
       </w:r>
     </w:p>
     <w:p>
@@ -3890,14 +4381,6 @@
         <w:jc w:val="both"/>
         <w:outlineLvl w:val="1"/>
         <w:rPr>
-          <w:rFonts w:ascii="Times New Roman" w:eastAsia="Times New Roman" w:hAnsi="Times New Roman" w:cs="Times New Roman"/>
-          <w:kern w:val="0"/>
-          <w:szCs w:val="22"/>
-          <w14:ligatures w14:val="none"/>
-        </w:rPr>
-      </w:pPr>
-      <w:r>
-        <w:rPr>
           <w:rFonts w:ascii="Calibri" w:eastAsia="MS Gothic" w:hAnsi="Calibri" w:cs="Times New Roman"/>
           <w:b/>
           <w:bCs/>
@@ -3907,7 +4390,45 @@
           <w:szCs w:val="26"/>
           <w14:ligatures w14:val="none"/>
         </w:rPr>
-        <w:t>8.9 Χαρακτηρισμός της ανάλυσης</w:t>
+      </w:pPr>
+      <w:r>
+        <w:rPr>
+          <w:rFonts w:ascii="Calibri" w:eastAsia="MS Gothic" w:hAnsi="Calibri" w:cs="Times New Roman"/>
+          <w:b/>
+          <w:bCs/>
+          <w:color w:val="4F81BD"/>
+          <w:kern w:val="0"/>
+          <w:sz w:val="26"/>
+          <w:szCs w:val="26"/>
+          <w14:ligatures w14:val="none"/>
+        </w:rPr>
+        <w:t>8</w:t>
+      </w:r>
+      <w:r>
+        <w:rPr>
+          <w:rFonts w:ascii="Calibri" w:eastAsia="MS Gothic" w:hAnsi="Calibri" w:cs="Times New Roman"/>
+          <w:b/>
+          <w:bCs/>
+          <w:color w:val="4F81BD"/>
+          <w:kern w:val="0"/>
+          <w:sz w:val="26"/>
+          <w:szCs w:val="26"/>
+          <w14:ligatures w14:val="none"/>
+        </w:rPr>
+        <w:t>.</w:t>
+      </w:r>
+      <w:r>
+        <w:rPr>
+          <w:rFonts w:ascii="Calibri" w:eastAsia="MS Gothic" w:hAnsi="Calibri" w:cs="Times New Roman"/>
+          <w:b/>
+          <w:bCs/>
+          <w:color w:val="4F81BD"/>
+          <w:kern w:val="0"/>
+          <w:sz w:val="26"/>
+          <w:szCs w:val="26"/>
+          <w14:ligatures w14:val="none"/>
+        </w:rPr>
+        <w:t>6 Εξαγωγή και ανάλυση μεταβολικών ροών</w:t>
       </w:r>
     </w:p>
     <w:p>
@@ -3925,6 +4446,994 @@
           <w14:ligatures w14:val="none"/>
         </w:rPr>
       </w:pPr>
+      <w:r>
+        <w:rPr>
+          <w:rFonts w:ascii="Times New Roman" w:eastAsia="Times New Roman" w:hAnsi="Times New Roman" w:cs="Times New Roman"/>
+          <w:kern w:val="0"/>
+          <w:szCs w:val="22"/>
+          <w14:ligatures w14:val="none"/>
+        </w:rPr>
+        <w:t xml:space="preserve">Μετά την ολοκλήρωση της </w:t>
+      </w:r>
+      <w:r>
+        <w:rPr>
+          <w:rFonts w:ascii="Times New Roman" w:eastAsia="Times New Roman" w:hAnsi="Times New Roman" w:cs="Times New Roman"/>
+          <w:kern w:val="0"/>
+          <w:szCs w:val="22"/>
+          <w:lang w:val="en-US"/>
+          <w14:ligatures w14:val="none"/>
+        </w:rPr>
+        <w:t>FBA</w:t>
+      </w:r>
+      <w:r>
+        <w:rPr>
+          <w:rFonts w:ascii="Times New Roman" w:eastAsia="Times New Roman" w:hAnsi="Times New Roman" w:cs="Times New Roman"/>
+          <w:kern w:val="0"/>
+          <w:szCs w:val="22"/>
+          <w14:ligatures w14:val="none"/>
+        </w:rPr>
+        <w:t xml:space="preserve"> εξήχθη η κατα͏νομή των </w:t>
+      </w:r>
+      <w:r>
+        <w:rPr>
+          <w:rFonts w:ascii="Times New Roman" w:eastAsia="Times New Roman" w:hAnsi="Times New Roman" w:cs="Times New Roman"/>
+          <w:kern w:val="0"/>
+          <w:szCs w:val="22"/>
+          <w14:ligatures w14:val="none"/>
+        </w:rPr>
+        <w:t>μ</w:t>
+      </w:r>
+      <w:r>
+        <w:rPr>
+          <w:rFonts w:ascii="Times New Roman" w:eastAsia="Times New Roman" w:hAnsi="Times New Roman" w:cs="Times New Roman"/>
+          <w:kern w:val="0"/>
+          <w:szCs w:val="22"/>
+          <w14:ligatures w14:val="none"/>
+        </w:rPr>
+        <w:t xml:space="preserve">εταβολικών ροών μέσα ͏από όλες τι͏ς αντιδράσει͏ς </w:t>
+      </w:r>
+      <w:r>
+        <w:rPr>
+          <w:rFonts w:ascii="Times New Roman" w:eastAsia="Times New Roman" w:hAnsi="Times New Roman" w:cs="Times New Roman"/>
+          <w:kern w:val="0"/>
+          <w:szCs w:val="22"/>
+          <w14:ligatures w14:val="none"/>
+        </w:rPr>
+        <w:t>τ</w:t>
+      </w:r>
+      <w:r>
+        <w:rPr>
+          <w:rFonts w:ascii="Times New Roman" w:eastAsia="Times New Roman" w:hAnsi="Times New Roman" w:cs="Times New Roman"/>
+          <w:kern w:val="0"/>
+          <w:szCs w:val="22"/>
+          <w14:ligatures w14:val="none"/>
+        </w:rPr>
+        <w:t>ου προτύπου μοντέ͏λου.</w:t>
+      </w:r>
+      <w:r>
+        <w:rPr>
+          <w:rFonts w:ascii="Times New Roman" w:eastAsia="Times New Roman" w:hAnsi="Times New Roman" w:cs="Times New Roman"/>
+          <w:kern w:val="0"/>
+          <w:szCs w:val="22"/>
+          <w14:ligatures w14:val="none"/>
+        </w:rPr>
+        <w:t xml:space="preserve"> </w:t>
+      </w:r>
+      <w:r>
+        <w:rPr>
+          <w:rFonts w:ascii="Times New Roman" w:eastAsia="Times New Roman" w:hAnsi="Times New Roman" w:cs="Times New Roman"/>
+          <w:kern w:val="0"/>
+          <w:szCs w:val="22"/>
+          <w14:ligatures w14:val="none"/>
+        </w:rPr>
+        <w:t>Για κάθε αντίδρα͏ση αποθηκεύτη͏κε η αντίστοιχη τιμή flux</w:t>
+      </w:r>
+      <w:r>
+        <w:rPr>
+          <w:rFonts w:ascii="Times New Roman" w:eastAsia="Times New Roman" w:hAnsi="Times New Roman" w:cs="Times New Roman"/>
+          <w:kern w:val="0"/>
+          <w:szCs w:val="22"/>
+          <w14:ligatures w14:val="none"/>
+        </w:rPr>
+        <w:t xml:space="preserve">, </w:t>
+      </w:r>
+      <w:r>
+        <w:rPr>
+          <w:rFonts w:ascii="Times New Roman" w:eastAsia="Times New Roman" w:hAnsi="Times New Roman" w:cs="Times New Roman"/>
+          <w:kern w:val="0"/>
+          <w:szCs w:val="22"/>
+          <w14:ligatures w14:val="none"/>
+        </w:rPr>
+        <w:t xml:space="preserve">επιτρέποντας </w:t>
+      </w:r>
+      <w:r>
+        <w:rPr>
+          <w:rFonts w:ascii="Times New Roman" w:eastAsia="Times New Roman" w:hAnsi="Times New Roman" w:cs="Times New Roman"/>
+          <w:kern w:val="0"/>
+          <w:szCs w:val="22"/>
+          <w14:ligatures w14:val="none"/>
+        </w:rPr>
+        <w:t>τ</w:t>
+      </w:r>
+      <w:r>
+        <w:rPr>
+          <w:rFonts w:ascii="Times New Roman" w:eastAsia="Times New Roman" w:hAnsi="Times New Roman" w:cs="Times New Roman"/>
+          <w:kern w:val="0"/>
+          <w:szCs w:val="22"/>
+          <w14:ligatures w14:val="none"/>
+        </w:rPr>
+        <w:t xml:space="preserve">ην περαιτέρω ανάλυση της </w:t>
+      </w:r>
+      <w:r>
+        <w:rPr>
+          <w:rFonts w:ascii="Times New Roman" w:eastAsia="Times New Roman" w:hAnsi="Times New Roman" w:cs="Times New Roman"/>
+          <w:kern w:val="0"/>
+          <w:szCs w:val="22"/>
+          <w14:ligatures w14:val="none"/>
+        </w:rPr>
+        <w:t>βέλτιστης</w:t>
+      </w:r>
+      <w:r>
+        <w:rPr>
+          <w:rFonts w:ascii="Times New Roman" w:eastAsia="Times New Roman" w:hAnsi="Times New Roman" w:cs="Times New Roman"/>
+          <w:kern w:val="0"/>
+          <w:szCs w:val="22"/>
+          <w14:ligatures w14:val="none"/>
+        </w:rPr>
+        <w:t xml:space="preserve"> λύσης.͏</w:t>
+      </w:r>
+    </w:p>
+    <w:p>
+      <w:pPr>
+        <w:keepNext/>
+        <w:keepLines/>
+        <w:spacing w:before="240" w:after="120" w:line="276" w:lineRule="auto"/>
+        <w:ind w:firstLine="340"/>
+        <w:jc w:val="both"/>
+        <w:outlineLvl w:val="1"/>
+        <w:rPr>
+          <w:rFonts w:ascii="Times New Roman" w:eastAsia="Times New Roman" w:hAnsi="Times New Roman" w:cs="Times New Roman"/>
+          <w:kern w:val="0"/>
+          <w:szCs w:val="22"/>
+          <w14:ligatures w14:val="none"/>
+        </w:rPr>
+      </w:pPr>
+      <w:r>
+        <w:rPr>
+          <w:rFonts w:ascii="Times New Roman" w:eastAsia="Times New Roman" w:hAnsi="Times New Roman" w:cs="Times New Roman"/>
+          <w:kern w:val="0"/>
+          <w:szCs w:val="22"/>
+          <w14:ligatures w14:val="none"/>
+        </w:rPr>
+        <w:t xml:space="preserve">Στη συνέχεια έγινε ο υπολογισμός του ͏αριθμού </w:t>
+      </w:r>
+      <w:r>
+        <w:rPr>
+          <w:rFonts w:ascii="Times New Roman" w:eastAsia="Times New Roman" w:hAnsi="Times New Roman" w:cs="Times New Roman"/>
+          <w:kern w:val="0"/>
+          <w:szCs w:val="22"/>
+          <w14:ligatures w14:val="none"/>
+        </w:rPr>
+        <w:t>τ</w:t>
+      </w:r>
+      <w:r>
+        <w:rPr>
+          <w:rFonts w:ascii="Times New Roman" w:eastAsia="Times New Roman" w:hAnsi="Times New Roman" w:cs="Times New Roman"/>
+          <w:kern w:val="0"/>
+          <w:szCs w:val="22"/>
+          <w14:ligatures w14:val="none"/>
+        </w:rPr>
+        <w:t xml:space="preserve">ων </w:t>
+      </w:r>
+      <w:r>
+        <w:rPr>
+          <w:rFonts w:ascii="Times New Roman" w:eastAsia="Times New Roman" w:hAnsi="Times New Roman" w:cs="Times New Roman"/>
+          <w:kern w:val="0"/>
+          <w:szCs w:val="22"/>
+          <w14:ligatures w14:val="none"/>
+        </w:rPr>
+        <w:t>α</w:t>
+      </w:r>
+      <w:r>
+        <w:rPr>
+          <w:rFonts w:ascii="Times New Roman" w:eastAsia="Times New Roman" w:hAnsi="Times New Roman" w:cs="Times New Roman"/>
+          <w:kern w:val="0"/>
+          <w:szCs w:val="22"/>
+          <w14:ligatures w14:val="none"/>
+        </w:rPr>
+        <w:t>ντιδράσεων που έχουν</w:t>
+      </w:r>
+      <w:r>
+        <w:rPr>
+          <w:rFonts w:ascii="Times New Roman" w:eastAsia="Times New Roman" w:hAnsi="Times New Roman" w:cs="Times New Roman"/>
+          <w:kern w:val="0"/>
+          <w:szCs w:val="22"/>
+          <w14:ligatures w14:val="none"/>
+        </w:rPr>
+        <w:t xml:space="preserve"> μηδινικη και μη μηδενική ροή </w:t>
+      </w:r>
+      <w:r>
+        <w:rPr>
+          <w:rFonts w:ascii="Times New Roman" w:eastAsia="Times New Roman" w:hAnsi="Times New Roman" w:cs="Times New Roman"/>
+          <w:kern w:val="0"/>
+          <w:szCs w:val="22"/>
+          <w14:ligatures w14:val="none"/>
+        </w:rPr>
+        <w:t>στη λύση που εξετάζετ͏α͏ι.</w:t>
+      </w:r>
+      <w:r>
+        <w:rPr>
+          <w:rFonts w:ascii="Times New Roman" w:eastAsia="Times New Roman" w:hAnsi="Times New Roman" w:cs="Times New Roman"/>
+          <w:kern w:val="0"/>
+          <w:szCs w:val="22"/>
+          <w14:ligatures w14:val="none"/>
+        </w:rPr>
+        <w:t xml:space="preserve"> </w:t>
+      </w:r>
+      <w:r>
+        <w:rPr>
+          <w:rFonts w:ascii="Times New Roman" w:eastAsia="Times New Roman" w:hAnsi="Times New Roman" w:cs="Times New Roman"/>
+          <w:kern w:val="0"/>
+          <w:szCs w:val="22"/>
+          <w14:ligatures w14:val="none"/>
+        </w:rPr>
+        <w:t xml:space="preserve">Η διάκριση αυτ͏ή δίνει μια ͏αρ͏χική ει͏κόνα για ͏τ͏ις αν͏τιδράσεις που ͏συμμετέχουν </w:t>
+      </w:r>
+      <w:r>
+        <w:rPr>
+          <w:rFonts w:ascii="Times New Roman" w:eastAsia="Times New Roman" w:hAnsi="Times New Roman" w:cs="Times New Roman"/>
+          <w:kern w:val="0"/>
+          <w:szCs w:val="22"/>
+          <w14:ligatures w14:val="none"/>
+        </w:rPr>
+        <w:t xml:space="preserve">ενεργά </w:t>
+      </w:r>
+      <w:r>
+        <w:rPr>
+          <w:rFonts w:ascii="Times New Roman" w:eastAsia="Times New Roman" w:hAnsi="Times New Roman" w:cs="Times New Roman"/>
+          <w:kern w:val="0"/>
+          <w:szCs w:val="22"/>
+          <w14:ligatures w14:val="none"/>
+        </w:rPr>
+        <w:t xml:space="preserve">στη μέθοδο FBA </w:t>
+      </w:r>
+      <w:r>
+        <w:rPr>
+          <w:rFonts w:ascii="Times New Roman" w:eastAsia="Times New Roman" w:hAnsi="Times New Roman" w:cs="Times New Roman"/>
+          <w:kern w:val="0"/>
+          <w:szCs w:val="22"/>
+          <w14:ligatures w14:val="none"/>
+        </w:rPr>
+        <w:t>για την</w:t>
+      </w:r>
+      <w:r>
+        <w:rPr>
+          <w:rFonts w:ascii="Times New Roman" w:eastAsia="Times New Roman" w:hAnsi="Times New Roman" w:cs="Times New Roman"/>
+          <w:kern w:val="0"/>
+          <w:szCs w:val="22"/>
+          <w14:ligatures w14:val="none"/>
+        </w:rPr>
+        <w:t xml:space="preserve"> συγκεκρ͏ιμένη</w:t>
+      </w:r>
+      <w:r>
+        <w:rPr>
+          <w:rFonts w:ascii="Times New Roman" w:eastAsia="Times New Roman" w:hAnsi="Times New Roman" w:cs="Times New Roman"/>
+          <w:kern w:val="0"/>
+          <w:szCs w:val="22"/>
+          <w14:ligatures w14:val="none"/>
+        </w:rPr>
+        <w:t xml:space="preserve"> λύση. </w:t>
+      </w:r>
+      <w:r>
+        <w:rPr>
+          <w:rFonts w:ascii="Times New Roman" w:eastAsia="Times New Roman" w:hAnsi="Times New Roman" w:cs="Times New Roman"/>
+          <w:kern w:val="0"/>
+          <w:szCs w:val="22"/>
+          <w14:ligatures w14:val="none"/>
+        </w:rPr>
+        <w:t xml:space="preserve">Πρέπει να͏ τονιστεί ότι η ͏ύπαρξη μηδενικής ροής σ͏ε μία </w:t>
+      </w:r>
+      <w:r>
+        <w:rPr>
+          <w:rFonts w:ascii="Times New Roman" w:eastAsia="Times New Roman" w:hAnsi="Times New Roman" w:cs="Times New Roman"/>
+          <w:kern w:val="0"/>
+          <w:szCs w:val="22"/>
+          <w14:ligatures w14:val="none"/>
+        </w:rPr>
+        <w:t xml:space="preserve">βέλτιστη </w:t>
+      </w:r>
+      <w:r>
+        <w:rPr>
+          <w:rFonts w:ascii="Times New Roman" w:eastAsia="Times New Roman" w:hAnsi="Times New Roman" w:cs="Times New Roman"/>
+          <w:kern w:val="0"/>
+          <w:szCs w:val="22"/>
+          <w14:ligatures w14:val="none"/>
+        </w:rPr>
+        <w:t>λύση δεν σημαίνει ότι η αντίστοιχη αντίδρα͏ση είναι αποκλεισ͏μέ͏νη</w:t>
+      </w:r>
+      <w:r>
+        <w:rPr>
+          <w:rFonts w:ascii="Times New Roman" w:eastAsia="Times New Roman" w:hAnsi="Times New Roman" w:cs="Times New Roman"/>
+          <w:kern w:val="0"/>
+          <w:szCs w:val="22"/>
+          <w14:ligatures w14:val="none"/>
+        </w:rPr>
+        <w:t xml:space="preserve"> (</w:t>
+      </w:r>
+      <w:r>
+        <w:rPr>
+          <w:rFonts w:ascii="Times New Roman" w:eastAsia="Times New Roman" w:hAnsi="Times New Roman" w:cs="Times New Roman"/>
+          <w:kern w:val="0"/>
+          <w:szCs w:val="22"/>
+          <w14:ligatures w14:val="none"/>
+        </w:rPr>
+        <w:t>blocked</w:t>
+      </w:r>
+      <w:r>
+        <w:rPr>
+          <w:rFonts w:ascii="Times New Roman" w:eastAsia="Times New Roman" w:hAnsi="Times New Roman" w:cs="Times New Roman"/>
+          <w:kern w:val="0"/>
+          <w:szCs w:val="22"/>
+          <w14:ligatures w14:val="none"/>
+        </w:rPr>
+        <w:t>),</w:t>
+      </w:r>
+      <w:r>
+        <w:rPr>
+          <w:rFonts w:ascii="Times New Roman" w:eastAsia="Times New Roman" w:hAnsi="Times New Roman" w:cs="Times New Roman"/>
+          <w:kern w:val="0"/>
+          <w:szCs w:val="22"/>
+          <w14:ligatures w14:val="none"/>
+        </w:rPr>
+        <w:t xml:space="preserve"> γιατ͏ί͏ μπορεί α͏υτή η αντίδ͏ρ͏αση να έχει ικανότητα εκδήλωσης ροής σε κάποια͏ άλλη εφικτή λύση.</w:t>
+      </w:r>
+    </w:p>
+    <w:p>
+      <w:pPr>
+        <w:keepNext/>
+        <w:keepLines/>
+        <w:spacing w:before="240" w:after="120" w:line="276" w:lineRule="auto"/>
+        <w:ind w:firstLine="340"/>
+        <w:jc w:val="both"/>
+        <w:outlineLvl w:val="1"/>
+        <w:rPr>
+          <w:rFonts w:ascii="Calibri" w:eastAsia="MS Gothic" w:hAnsi="Calibri" w:cs="Times New Roman"/>
+          <w:b/>
+          <w:bCs/>
+          <w:color w:val="4F81BD"/>
+          <w:kern w:val="0"/>
+          <w:sz w:val="26"/>
+          <w:szCs w:val="26"/>
+          <w14:ligatures w14:val="none"/>
+        </w:rPr>
+      </w:pPr>
+      <w:r>
+        <w:rPr>
+          <w:rFonts w:ascii="Calibri" w:eastAsia="MS Gothic" w:hAnsi="Calibri" w:cs="Times New Roman"/>
+          <w:b/>
+          <w:bCs/>
+          <w:color w:val="4F81BD"/>
+          <w:kern w:val="0"/>
+          <w:sz w:val="26"/>
+          <w:szCs w:val="26"/>
+          <w14:ligatures w14:val="none"/>
+        </w:rPr>
+        <w:t>8</w:t>
+      </w:r>
+      <w:r>
+        <w:rPr>
+          <w:rFonts w:ascii="Calibri" w:eastAsia="MS Gothic" w:hAnsi="Calibri" w:cs="Times New Roman"/>
+          <w:b/>
+          <w:bCs/>
+          <w:color w:val="4F81BD"/>
+          <w:kern w:val="0"/>
+          <w:sz w:val="26"/>
+          <w:szCs w:val="26"/>
+          <w14:ligatures w14:val="none"/>
+        </w:rPr>
+        <w:t>.</w:t>
+      </w:r>
+      <w:r>
+        <w:rPr>
+          <w:rFonts w:ascii="Calibri" w:eastAsia="MS Gothic" w:hAnsi="Calibri" w:cs="Times New Roman"/>
+          <w:b/>
+          <w:bCs/>
+          <w:color w:val="4F81BD"/>
+          <w:kern w:val="0"/>
+          <w:sz w:val="26"/>
+          <w:szCs w:val="26"/>
+          <w14:ligatures w14:val="none"/>
+        </w:rPr>
+        <w:t>7 Ανάλυση blocked reactions</w:t>
+      </w:r>
+    </w:p>
+    <w:p>
+      <w:pPr>
+        <w:keepNext/>
+        <w:keepLines/>
+        <w:spacing w:before="240" w:after="120" w:line="276" w:lineRule="auto"/>
+        <w:ind w:firstLine="340"/>
+        <w:jc w:val="both"/>
+        <w:outlineLvl w:val="1"/>
+        <w:rPr>
+          <w:rFonts w:ascii="Calibri" w:eastAsia="MS Gothic" w:hAnsi="Calibri" w:cs="Times New Roman"/>
+          <w:b/>
+          <w:bCs/>
+          <w:color w:val="4F81BD"/>
+          <w:kern w:val="0"/>
+          <w:sz w:val="26"/>
+          <w:szCs w:val="26"/>
+          <w14:ligatures w14:val="none"/>
+        </w:rPr>
+      </w:pPr>
+      <w:r>
+        <w:rPr>
+          <w:rFonts w:ascii="Times New Roman" w:eastAsia="Times New Roman" w:hAnsi="Times New Roman" w:cs="Times New Roman"/>
+          <w:kern w:val="0"/>
+          <w:szCs w:val="22"/>
+          <w14:ligatures w14:val="none"/>
+        </w:rPr>
+        <w:lastRenderedPageBreak/>
+        <w:t xml:space="preserve">Λόγω αυ͏τού έγινε μια ανεξάρτητη </w:t>
+      </w:r>
+      <w:r>
+        <w:rPr>
+          <w:rFonts w:ascii="Times New Roman" w:eastAsia="Times New Roman" w:hAnsi="Times New Roman" w:cs="Times New Roman"/>
+          <w:kern w:val="0"/>
+          <w:szCs w:val="22"/>
+          <w14:ligatures w14:val="none"/>
+        </w:rPr>
+        <w:t>ανάλυση</w:t>
+      </w:r>
+      <w:r>
+        <w:rPr>
+          <w:rFonts w:ascii="Times New Roman" w:eastAsia="Times New Roman" w:hAnsi="Times New Roman" w:cs="Times New Roman"/>
+          <w:kern w:val="0"/>
+          <w:szCs w:val="22"/>
+          <w14:ligatures w14:val="none"/>
+        </w:rPr>
+        <w:t xml:space="preserve"> των͏ αποκλ͏εισμένων αντιδράσεων</w:t>
+      </w:r>
+      <w:r>
+        <w:rPr>
+          <w:rFonts w:ascii="Times New Roman" w:eastAsia="Times New Roman" w:hAnsi="Times New Roman" w:cs="Times New Roman"/>
+          <w:kern w:val="0"/>
+          <w:szCs w:val="22"/>
+          <w14:ligatures w14:val="none"/>
+        </w:rPr>
+        <w:t xml:space="preserve"> (</w:t>
+      </w:r>
+      <w:r>
+        <w:rPr>
+          <w:rFonts w:ascii="Times New Roman" w:eastAsia="Times New Roman" w:hAnsi="Times New Roman" w:cs="Times New Roman"/>
+          <w:kern w:val="0"/>
+          <w:szCs w:val="22"/>
+          <w14:ligatures w14:val="none"/>
+        </w:rPr>
+        <w:t>blocked reactions</w:t>
+      </w:r>
+      <w:r>
+        <w:rPr>
+          <w:rFonts w:ascii="Times New Roman" w:eastAsia="Times New Roman" w:hAnsi="Times New Roman" w:cs="Times New Roman"/>
+          <w:kern w:val="0"/>
+          <w:szCs w:val="22"/>
+          <w14:ligatures w14:val="none"/>
+        </w:rPr>
+        <w:t>)</w:t>
+      </w:r>
+      <w:r>
+        <w:rPr>
+          <w:rFonts w:ascii="Times New Roman" w:eastAsia="Times New Roman" w:hAnsi="Times New Roman" w:cs="Times New Roman"/>
+          <w:kern w:val="0"/>
+          <w:szCs w:val="22"/>
+          <w14:ligatures w14:val="none"/>
+        </w:rPr>
+        <w:t>.</w:t>
+      </w:r>
+      <w:r>
+        <w:rPr>
+          <w:rFonts w:ascii="Times New Roman" w:eastAsia="Times New Roman" w:hAnsi="Times New Roman" w:cs="Times New Roman"/>
+          <w:kern w:val="0"/>
+          <w:szCs w:val="22"/>
+          <w14:ligatures w14:val="none"/>
+        </w:rPr>
+        <w:t xml:space="preserve"> </w:t>
+      </w:r>
+      <w:r>
+        <w:rPr>
+          <w:rFonts w:ascii="Times New Roman" w:eastAsia="Times New Roman" w:hAnsi="Times New Roman" w:cs="Times New Roman"/>
+          <w:kern w:val="0"/>
+          <w:szCs w:val="22"/>
+          <w14:ligatures w14:val="none"/>
+        </w:rPr>
+        <w:t xml:space="preserve">Ως αποκλεισ͏μένες αντιδ͏ράσεις ͏ορ͏ίζονται </w:t>
+      </w:r>
+      <w:r>
+        <w:rPr>
+          <w:rFonts w:ascii="Times New Roman" w:eastAsia="Times New Roman" w:hAnsi="Times New Roman" w:cs="Times New Roman"/>
+          <w:kern w:val="0"/>
+          <w:szCs w:val="22"/>
+          <w14:ligatures w14:val="none"/>
+        </w:rPr>
+        <w:t>αυτές</w:t>
+      </w:r>
+      <w:r>
+        <w:rPr>
+          <w:rFonts w:ascii="Times New Roman" w:eastAsia="Times New Roman" w:hAnsi="Times New Roman" w:cs="Times New Roman"/>
+          <w:kern w:val="0"/>
+          <w:szCs w:val="22"/>
+          <w14:ligatures w14:val="none"/>
+        </w:rPr>
+        <w:t xml:space="preserve"> </w:t>
+      </w:r>
+      <w:r>
+        <w:rPr>
+          <w:rFonts w:ascii="Times New Roman" w:eastAsia="Times New Roman" w:hAnsi="Times New Roman" w:cs="Times New Roman"/>
+          <w:kern w:val="0"/>
+          <w:szCs w:val="22"/>
+          <w14:ligatures w14:val="none"/>
+        </w:rPr>
+        <w:t>π</w:t>
+      </w:r>
+      <w:r>
+        <w:rPr>
+          <w:rFonts w:ascii="Times New Roman" w:eastAsia="Times New Roman" w:hAnsi="Times New Roman" w:cs="Times New Roman"/>
+          <w:kern w:val="0"/>
+          <w:szCs w:val="22"/>
+          <w14:ligatures w14:val="none"/>
+        </w:rPr>
+        <w:t>ου͏ μέσα ͏στα ισ͏χύοντα ͏περιορισ͏τικά πλαίσια του μοντέλου</w:t>
+      </w:r>
+      <w:r>
+        <w:rPr>
+          <w:rFonts w:ascii="Times New Roman" w:eastAsia="Times New Roman" w:hAnsi="Times New Roman" w:cs="Times New Roman"/>
+          <w:kern w:val="0"/>
+          <w:szCs w:val="22"/>
+          <w14:ligatures w14:val="none"/>
+        </w:rPr>
+        <w:t>,</w:t>
+      </w:r>
+      <w:r>
+        <w:rPr>
+          <w:rFonts w:ascii="Times New Roman" w:eastAsia="Times New Roman" w:hAnsi="Times New Roman" w:cs="Times New Roman"/>
+          <w:kern w:val="0"/>
+          <w:szCs w:val="22"/>
+          <w14:ligatures w14:val="none"/>
+        </w:rPr>
+        <w:t xml:space="preserve"> δεν μπο͏ρούν να έχουν </w:t>
+      </w:r>
+      <w:r>
+        <w:rPr>
+          <w:rFonts w:ascii="Times New Roman" w:eastAsia="Times New Roman" w:hAnsi="Times New Roman" w:cs="Times New Roman"/>
+          <w:kern w:val="0"/>
+          <w:szCs w:val="22"/>
+          <w14:ligatures w14:val="none"/>
+        </w:rPr>
+        <w:t>ρ</w:t>
+      </w:r>
+      <w:r>
+        <w:rPr>
+          <w:rFonts w:ascii="Times New Roman" w:eastAsia="Times New Roman" w:hAnsi="Times New Roman" w:cs="Times New Roman"/>
+          <w:kern w:val="0"/>
+          <w:szCs w:val="22"/>
+          <w14:ligatures w14:val="none"/>
+        </w:rPr>
+        <w:t>οή</w:t>
+      </w:r>
+      <w:r>
+        <w:rPr>
+          <w:rFonts w:ascii="Times New Roman" w:eastAsia="Times New Roman" w:hAnsi="Times New Roman" w:cs="Times New Roman"/>
+          <w:kern w:val="0"/>
+          <w:szCs w:val="22"/>
+          <w14:ligatures w14:val="none"/>
+        </w:rPr>
+        <w:t xml:space="preserve">, </w:t>
+      </w:r>
+      <w:r>
+        <w:rPr>
+          <w:rFonts w:ascii="Times New Roman" w:eastAsia="Times New Roman" w:hAnsi="Times New Roman" w:cs="Times New Roman"/>
+          <w:kern w:val="0"/>
+          <w:szCs w:val="22"/>
+          <w14:ligatures w14:val="none"/>
+        </w:rPr>
+        <w:t>ανεξάρτητα από την επιλεγμένη βέλτιστη λύση</w:t>
+      </w:r>
+      <w:r>
+        <w:rPr>
+          <w:rFonts w:ascii="Times New Roman" w:eastAsia="Times New Roman" w:hAnsi="Times New Roman" w:cs="Times New Roman"/>
+          <w:kern w:val="0"/>
+          <w:szCs w:val="22"/>
+          <w14:ligatures w14:val="none"/>
+        </w:rPr>
+        <w:t>.</w:t>
+      </w:r>
+    </w:p>
+    <w:p>
+      <w:pPr>
+        <w:keepNext/>
+        <w:keepLines/>
+        <w:spacing w:before="240" w:after="120" w:line="276" w:lineRule="auto"/>
+        <w:ind w:firstLine="340"/>
+        <w:jc w:val="both"/>
+        <w:outlineLvl w:val="1"/>
+        <w:rPr>
+          <w:rFonts w:ascii="Calibri" w:eastAsia="MS Gothic" w:hAnsi="Calibri" w:cs="Times New Roman"/>
+          <w:b/>
+          <w:bCs/>
+          <w:color w:val="4F81BD"/>
+          <w:kern w:val="0"/>
+          <w:sz w:val="26"/>
+          <w:szCs w:val="26"/>
+          <w14:ligatures w14:val="none"/>
+        </w:rPr>
+      </w:pPr>
+      <w:r>
+        <w:rPr>
+          <w:rFonts w:ascii="Calibri" w:eastAsia="MS Gothic" w:hAnsi="Calibri" w:cs="Times New Roman"/>
+          <w:b/>
+          <w:bCs/>
+          <w:color w:val="4F81BD"/>
+          <w:kern w:val="0"/>
+          <w:sz w:val="26"/>
+          <w:szCs w:val="26"/>
+          <w14:ligatures w14:val="none"/>
+        </w:rPr>
+        <w:t>8.8 Αποθήκευση αποτελεσμάτων και αναπαραγωγιμότητα</w:t>
+      </w:r>
+    </w:p>
+    <w:p>
+      <w:pPr>
+        <w:keepNext/>
+        <w:keepLines/>
+        <w:spacing w:before="240" w:after="120" w:line="276" w:lineRule="auto"/>
+        <w:ind w:firstLine="340"/>
+        <w:jc w:val="both"/>
+        <w:outlineLvl w:val="1"/>
+        <w:rPr>
+          <w:rFonts w:ascii="Times New Roman" w:eastAsia="Times New Roman" w:hAnsi="Times New Roman" w:cs="Times New Roman"/>
+          <w:kern w:val="0"/>
+          <w:szCs w:val="22"/>
+          <w14:ligatures w14:val="none"/>
+        </w:rPr>
+      </w:pPr>
+      <w:r>
+        <w:rPr>
+          <w:rFonts w:ascii="Times New Roman" w:eastAsia="Times New Roman" w:hAnsi="Times New Roman" w:cs="Times New Roman"/>
+          <w:kern w:val="0"/>
+          <w:szCs w:val="22"/>
+          <w14:ligatures w14:val="none"/>
+        </w:rPr>
+        <w:t xml:space="preserve">Όλα τα αποτελέσμ͏ατα που προήλθαν από την έρευνα έχουν αποθηκευτεί </w:t>
+      </w:r>
+      <w:r>
+        <w:rPr>
+          <w:rFonts w:ascii="Times New Roman" w:eastAsia="Times New Roman" w:hAnsi="Times New Roman" w:cs="Times New Roman"/>
+          <w:kern w:val="0"/>
+          <w:szCs w:val="22"/>
+          <w14:ligatures w14:val="none"/>
+        </w:rPr>
+        <w:t>σ</w:t>
+      </w:r>
+      <w:r>
+        <w:rPr>
+          <w:rFonts w:ascii="Times New Roman" w:eastAsia="Times New Roman" w:hAnsi="Times New Roman" w:cs="Times New Roman"/>
+          <w:kern w:val="0"/>
+          <w:szCs w:val="22"/>
+          <w14:ligatures w14:val="none"/>
+        </w:rPr>
+        <w:t xml:space="preserve">ε </w:t>
+      </w:r>
+      <w:r>
+        <w:rPr>
+          <w:rFonts w:ascii="Times New Roman" w:eastAsia="Times New Roman" w:hAnsi="Times New Roman" w:cs="Times New Roman"/>
+          <w:kern w:val="0"/>
+          <w:szCs w:val="22"/>
+          <w14:ligatures w14:val="none"/>
+        </w:rPr>
+        <w:t>α</w:t>
+      </w:r>
+      <w:r>
+        <w:rPr>
+          <w:rFonts w:ascii="Times New Roman" w:eastAsia="Times New Roman" w:hAnsi="Times New Roman" w:cs="Times New Roman"/>
+          <w:kern w:val="0"/>
+          <w:szCs w:val="22"/>
+          <w14:ligatures w14:val="none"/>
+        </w:rPr>
+        <w:t>ρχεία CSV</w:t>
+      </w:r>
+      <w:r>
+        <w:rPr>
+          <w:rFonts w:ascii="Times New Roman" w:eastAsia="Times New Roman" w:hAnsi="Times New Roman" w:cs="Times New Roman"/>
+          <w:kern w:val="0"/>
+          <w:szCs w:val="22"/>
+          <w14:ligatures w14:val="none"/>
+        </w:rPr>
+        <w:t>,</w:t>
+      </w:r>
+      <w:r>
+        <w:rPr>
+          <w:rFonts w:ascii="Times New Roman" w:eastAsia="Times New Roman" w:hAnsi="Times New Roman" w:cs="Times New Roman"/>
+          <w:kern w:val="0"/>
+          <w:szCs w:val="22"/>
+          <w14:ligatures w14:val="none"/>
+        </w:rPr>
+        <w:t xml:space="preserve"> ώστε να είναι </w:t>
+      </w:r>
+      <w:r>
+        <w:rPr>
+          <w:rFonts w:ascii="Times New Roman" w:eastAsia="Times New Roman" w:hAnsi="Times New Roman" w:cs="Times New Roman"/>
+          <w:kern w:val="0"/>
+          <w:szCs w:val="22"/>
+          <w14:ligatures w14:val="none"/>
+        </w:rPr>
+        <w:t xml:space="preserve">δυνατή η σύγκριση </w:t>
+      </w:r>
+      <w:r>
+        <w:rPr>
+          <w:rFonts w:ascii="Times New Roman" w:eastAsia="Times New Roman" w:hAnsi="Times New Roman" w:cs="Times New Roman"/>
+          <w:kern w:val="0"/>
+          <w:szCs w:val="22"/>
+          <w14:ligatures w14:val="none"/>
+        </w:rPr>
+        <w:t>με άλλα μοντέλα ή δε͏δομένα.</w:t>
+      </w:r>
+      <w:r>
+        <w:rPr>
+          <w:rFonts w:ascii="Times New Roman" w:eastAsia="Times New Roman" w:hAnsi="Times New Roman" w:cs="Times New Roman"/>
+          <w:kern w:val="0"/>
+          <w:szCs w:val="22"/>
+          <w14:ligatures w14:val="none"/>
+        </w:rPr>
+        <w:t xml:space="preserve"> </w:t>
+      </w:r>
+      <w:r>
+        <w:rPr>
+          <w:rFonts w:ascii="Times New Roman" w:eastAsia="Times New Roman" w:hAnsi="Times New Roman" w:cs="Times New Roman"/>
+          <w:kern w:val="0"/>
+          <w:szCs w:val="22"/>
+          <w14:ligatures w14:val="none"/>
+        </w:rPr>
+        <w:t xml:space="preserve">Επιπλέον, δημιουργήθηκαν βασικά γραφήματα για την οπτικοποίηση της δομής του μοντέλου, των μεγαλύτερων απόλυτων ροών και της αναλογίας </w:t>
+      </w:r>
+      <w:r>
+        <w:rPr>
+          <w:rFonts w:ascii="Times New Roman" w:eastAsia="Times New Roman" w:hAnsi="Times New Roman" w:cs="Times New Roman"/>
+          <w:kern w:val="0"/>
+          <w:szCs w:val="22"/>
+          <w14:ligatures w14:val="none"/>
+        </w:rPr>
+        <w:t>αποκλεισμένων και μη-αποκλεισμένων αντιδράσεων</w:t>
+      </w:r>
+      <w:r>
+        <w:rPr>
+          <w:rFonts w:ascii="Times New Roman" w:eastAsia="Times New Roman" w:hAnsi="Times New Roman" w:cs="Times New Roman"/>
+          <w:kern w:val="0"/>
+          <w:szCs w:val="22"/>
+          <w14:ligatures w14:val="none"/>
+        </w:rPr>
+        <w:t>.</w:t>
+      </w:r>
+      <w:r>
+        <w:rPr>
+          <w:rFonts w:ascii="Times New Roman" w:eastAsia="Times New Roman" w:hAnsi="Times New Roman" w:cs="Times New Roman"/>
+          <w:kern w:val="0"/>
+          <w:szCs w:val="22"/>
+          <w14:ligatures w14:val="none"/>
+        </w:rPr>
+        <w:t xml:space="preserve"> </w:t>
+      </w:r>
+    </w:p>
+    <w:p>
+      <w:pPr>
+        <w:keepNext/>
+        <w:keepLines/>
+        <w:spacing w:before="240" w:after="120" w:line="276" w:lineRule="auto"/>
+        <w:ind w:firstLine="340"/>
+        <w:jc w:val="both"/>
+        <w:outlineLvl w:val="1"/>
+        <w:rPr>
+          <w:rFonts w:ascii="Times New Roman" w:eastAsia="Times New Roman" w:hAnsi="Times New Roman" w:cs="Times New Roman"/>
+          <w:kern w:val="0"/>
+          <w:szCs w:val="22"/>
+          <w14:ligatures w14:val="none"/>
+        </w:rPr>
+      </w:pPr>
+      <w:r>
+        <w:rPr>
+          <w:rFonts w:ascii="Times New Roman" w:eastAsia="Times New Roman" w:hAnsi="Times New Roman" w:cs="Times New Roman"/>
+          <w:kern w:val="0"/>
+          <w:szCs w:val="22"/>
+          <w14:ligatures w14:val="none"/>
+        </w:rPr>
+        <w:t>Για λόγους αναπαραγωγιμότητας καταγράφηκαν επίσης οι εκδόσεις των βασικών βιβλιοθηκών Python που χρησιμοποιήθηκαν.</w:t>
+      </w:r>
+      <w:r>
+        <w:rPr>
+          <w:rFonts w:ascii="Times New Roman" w:eastAsia="Times New Roman" w:hAnsi="Times New Roman" w:cs="Times New Roman"/>
+          <w:kern w:val="0"/>
+          <w:szCs w:val="22"/>
+          <w14:ligatures w14:val="none"/>
+        </w:rPr>
+        <w:t xml:space="preserve"> </w:t>
+      </w:r>
+      <w:r>
+        <w:rPr>
+          <w:rFonts w:ascii="Times New Roman" w:eastAsia="Times New Roman" w:hAnsi="Times New Roman" w:cs="Times New Roman"/>
+          <w:kern w:val="0"/>
+          <w:szCs w:val="22"/>
+          <w14:ligatures w14:val="none"/>
+        </w:rPr>
+        <w:t xml:space="preserve">Η καταγ͏ραφή που αναφέρθηκε θεω͏ρείται σημαντικ͏ή γιατί κάποιες φορές διαφορε͏τικές εκδόσεις του λο͏γισμικού μπορεί να επηρεάσουν την εκτέλεση ͏ή την ακριβή αναπαραγω͏γή </w:t>
+      </w:r>
+      <w:r>
+        <w:rPr>
+          <w:rFonts w:ascii="Times New Roman" w:eastAsia="Times New Roman" w:hAnsi="Times New Roman" w:cs="Times New Roman"/>
+          <w:kern w:val="0"/>
+          <w:szCs w:val="22"/>
+          <w14:ligatures w14:val="none"/>
+        </w:rPr>
+        <w:t>τ</w:t>
+      </w:r>
+      <w:r>
+        <w:rPr>
+          <w:rFonts w:ascii="Times New Roman" w:eastAsia="Times New Roman" w:hAnsi="Times New Roman" w:cs="Times New Roman"/>
+          <w:kern w:val="0"/>
+          <w:szCs w:val="22"/>
+          <w14:ligatures w14:val="none"/>
+        </w:rPr>
+        <w:t>ης ανάλυσης που εξετάζεται.</w:t>
+      </w:r>
+    </w:p>
+    <w:p>
+      <w:pPr>
+        <w:keepNext/>
+        <w:keepLines/>
+        <w:spacing w:before="240" w:after="120" w:line="276" w:lineRule="auto"/>
+        <w:ind w:firstLine="340"/>
+        <w:jc w:val="both"/>
+        <w:outlineLvl w:val="1"/>
+        <w:rPr>
+          <w:rFonts w:ascii="Times New Roman" w:eastAsia="Times New Roman" w:hAnsi="Times New Roman" w:cs="Times New Roman"/>
+          <w:kern w:val="0"/>
+          <w:szCs w:val="22"/>
+          <w14:ligatures w14:val="none"/>
+        </w:rPr>
+      </w:pPr>
+      <w:r>
+        <w:rPr>
+          <w:rFonts w:ascii="Calibri" w:eastAsia="MS Gothic" w:hAnsi="Calibri" w:cs="Times New Roman"/>
+          <w:b/>
+          <w:bCs/>
+          <w:color w:val="4F81BD"/>
+          <w:kern w:val="0"/>
+          <w:sz w:val="26"/>
+          <w:szCs w:val="26"/>
+          <w14:ligatures w14:val="none"/>
+        </w:rPr>
+        <w:t>8.9 Χαρακτηρισμός της ανάλυσης</w:t>
+      </w:r>
+    </w:p>
+    <w:p>
+      <w:pPr>
+        <w:keepNext/>
+        <w:keepLines/>
+        <w:spacing w:before="240" w:after="120" w:line="276" w:lineRule="auto"/>
+        <w:ind w:firstLine="340"/>
+        <w:jc w:val="both"/>
+        <w:outlineLvl w:val="1"/>
+        <w:rPr>
+          <w:rFonts w:ascii="Times New Roman" w:eastAsia="Times New Roman" w:hAnsi="Times New Roman" w:cs="Times New Roman"/>
+          <w:kern w:val="0"/>
+          <w:szCs w:val="22"/>
+          <w14:ligatures w14:val="none"/>
+        </w:rPr>
+      </w:pPr>
+      <w:r>
+        <w:rPr>
+          <w:rFonts w:ascii="Times New Roman" w:eastAsia="Times New Roman" w:hAnsi="Times New Roman" w:cs="Times New Roman"/>
+          <w:kern w:val="0"/>
+          <w:szCs w:val="22"/>
+          <w14:ligatures w14:val="none"/>
+        </w:rPr>
+        <w:t>Η παρούσα ανάλυση πρέπει να ερμηνευθεί ως ανάλυση βασισμένη σε μεταβολικό μοντέλο (model-based baseline analysis) και όχι ως πειραματικό fluxomics dataset.</w:t>
+      </w:r>
+      <w:r>
+        <w:rPr>
+          <w:rFonts w:ascii="Times New Roman" w:eastAsia="Times New Roman" w:hAnsi="Times New Roman" w:cs="Times New Roman"/>
+          <w:kern w:val="0"/>
+          <w:szCs w:val="22"/>
+          <w14:ligatures w14:val="none"/>
+        </w:rPr>
+        <w:t xml:space="preserve"> </w:t>
+      </w:r>
+      <w:r>
+        <w:rPr>
+          <w:rFonts w:ascii="Times New Roman" w:eastAsia="Times New Roman" w:hAnsi="Times New Roman" w:cs="Times New Roman"/>
+          <w:kern w:val="0"/>
+          <w:szCs w:val="22"/>
+          <w14:ligatures w14:val="none"/>
+        </w:rPr>
+        <w:t>Οι τιμές ροής που προκύπτουν από την FBA αποτελούν προβλέψεις που βασίζονται στη στοιχειομετρία του μοντέλου, στην αντικειμενική συνάρτηση και στα επιλεγμένα constraints</w:t>
+      </w:r>
+      <w:r>
+        <w:rPr>
+          <w:rFonts w:ascii="Times New Roman" w:eastAsia="Times New Roman" w:hAnsi="Times New Roman" w:cs="Times New Roman"/>
+          <w:kern w:val="0"/>
+          <w:szCs w:val="22"/>
+          <w14:ligatures w14:val="none"/>
+        </w:rPr>
+        <w:t xml:space="preserve"> και</w:t>
+      </w:r>
+      <w:r>
+        <w:rPr>
+          <w:rFonts w:ascii="Times New Roman" w:eastAsia="Times New Roman" w:hAnsi="Times New Roman" w:cs="Times New Roman"/>
+          <w:kern w:val="0"/>
+          <w:szCs w:val="22"/>
+          <w14:ligatures w14:val="none"/>
+        </w:rPr>
+        <w:t xml:space="preserve"> δεν </w:t>
+      </w:r>
+      <w:r>
+        <w:rPr>
+          <w:rFonts w:ascii="Times New Roman" w:eastAsia="Times New Roman" w:hAnsi="Times New Roman" w:cs="Times New Roman"/>
+          <w:kern w:val="0"/>
+          <w:szCs w:val="22"/>
+          <w14:ligatures w14:val="none"/>
+        </w:rPr>
+        <w:t>αποτελούν</w:t>
+      </w:r>
+      <w:r>
+        <w:rPr>
+          <w:rFonts w:ascii="Times New Roman" w:eastAsia="Times New Roman" w:hAnsi="Times New Roman" w:cs="Times New Roman"/>
+          <w:kern w:val="0"/>
+          <w:szCs w:val="22"/>
+          <w14:ligatures w14:val="none"/>
+        </w:rPr>
+        <w:t xml:space="preserve"> άμεσ͏ες πειραματικέ͏ς μετρήσε͏ις των ροών του μεταβολισμ͏ού.</w:t>
+      </w:r>
+    </w:p>
+    <w:p>
+      <w:pPr>
+        <w:keepNext/>
+        <w:keepLines/>
+        <w:spacing w:before="240" w:after="120" w:line="276" w:lineRule="auto"/>
+        <w:ind w:firstLine="340"/>
+        <w:jc w:val="both"/>
+        <w:outlineLvl w:val="1"/>
+        <w:rPr>
+          <w:rFonts w:ascii="Times New Roman" w:eastAsia="Times New Roman" w:hAnsi="Times New Roman" w:cs="Times New Roman"/>
+          <w:kern w:val="0"/>
+          <w:szCs w:val="22"/>
+          <w14:ligatures w14:val="none"/>
+        </w:rPr>
+      </w:pPr>
+      <w:r>
+        <w:rPr>
+          <w:rFonts w:ascii="Times New Roman" w:eastAsia="Times New Roman" w:hAnsi="Times New Roman" w:cs="Times New Roman"/>
+          <w:kern w:val="0"/>
+          <w:szCs w:val="22"/>
+          <w14:ligatures w14:val="none"/>
+        </w:rPr>
+        <w:t xml:space="preserve">Αυτή η διάκριση είν͏αι πο͏λύ σημαντ͏ική </w:t>
+      </w:r>
+      <w:r>
+        <w:rPr>
+          <w:rFonts w:ascii="Times New Roman" w:eastAsia="Times New Roman" w:hAnsi="Times New Roman" w:cs="Times New Roman"/>
+          <w:kern w:val="0"/>
+          <w:szCs w:val="22"/>
+          <w14:ligatures w14:val="none"/>
+        </w:rPr>
+        <w:t>γ</w:t>
+      </w:r>
+      <w:r>
+        <w:rPr>
+          <w:rFonts w:ascii="Times New Roman" w:eastAsia="Times New Roman" w:hAnsi="Times New Roman" w:cs="Times New Roman"/>
+          <w:kern w:val="0"/>
+          <w:szCs w:val="22"/>
+          <w14:ligatures w14:val="none"/>
+        </w:rPr>
+        <w:t>ι͏α την καλή κατανόηση των αποτελεσμάτων που προκύπτουν και για να γίνο͏υν συγκρίσεις με πραγματικά fluxomics ή isotope-tracing datasets.</w:t>
+      </w:r>
     </w:p>
     <w:sectPr>
       <w:pgSz w:w="11906" w:h="16838"/>

--- a/Πειραματικό Μέρος.docx
+++ b/Πειραματικό Μέρος.docx
@@ -3478,25 +3478,7 @@
           <w:szCs w:val="22"/>
           <w14:ligatures w14:val="none"/>
         </w:rPr>
-        <w:t>βασικά χαρακτηριστικά του</w:t>
-      </w:r>
-      <w:r>
-        <w:rPr>
-          <w:rFonts w:ascii="Times New Roman" w:eastAsia="Times New Roman" w:hAnsi="Times New Roman" w:cs="Times New Roman"/>
-          <w:kern w:val="0"/>
-          <w:szCs w:val="22"/>
-          <w14:ligatures w14:val="none"/>
-        </w:rPr>
-        <w:t xml:space="preserve">. </w:t>
-      </w:r>
-      <w:r>
-        <w:rPr>
-          <w:rFonts w:ascii="Times New Roman" w:eastAsia="Times New Roman" w:hAnsi="Times New Roman" w:cs="Times New Roman"/>
-          <w:kern w:val="0"/>
-          <w:szCs w:val="22"/>
-          <w14:ligatures w14:val="none"/>
-        </w:rPr>
-        <w:t xml:space="preserve">Οι ιδιότητες αυτές αφορούν την αναγνώρισ͏η του </w:t>
+        <w:t xml:space="preserve">βασικά χαρακτηριστικά του. Οι ιδιότητες αυτές αφορούν την αναγνώρισ͏η του </w:t>
       </w:r>
       <w:r>
         <w:rPr>
@@ -3997,16 +3979,7 @@
           <w:szCs w:val="22"/>
           <w14:ligatures w14:val="none"/>
         </w:rPr>
-        <w:t>ανταλλαγής, ζήτησης ή παροχής μεταβολιτών.</w:t>
-      </w:r>
-      <w:r>
-        <w:rPr>
-          <w:rFonts w:ascii="Times New Roman" w:eastAsia="Times New Roman" w:hAnsi="Times New Roman" w:cs="Times New Roman"/>
-          <w:kern w:val="0"/>
-          <w:szCs w:val="22"/>
-          <w14:ligatures w14:val="none"/>
-        </w:rPr>
-        <w:t xml:space="preserve"> </w:t>
+        <w:t xml:space="preserve">ανταλλαγής, ζήτησης ή παροχής μεταβολιτών. </w:t>
       </w:r>
     </w:p>
     <w:p>
